--- a/reports/分报告/09_RL在虚拟房间里学习调参策略.docx
+++ b/reports/分报告/09_RL在虚拟房间里学习调参策略.docx
@@ -649,6 +649,3544 @@
           <w:color w:val="1F4E79"/>
           <w:sz w:val="30"/>
         </w:rPr>
+        <w:t>这一局的地图和记分牌</w:t>
+      </w:r>
+    </w:p>
+    <w:p>
+      <w:pPr>
+        <w:spacing w:after="80"/>
+      </w:pPr>
+      <w:r>
+        <w:rPr>
+          <w:rFonts w:ascii="微软雅黑" w:hAnsi="微软雅黑" w:eastAsia="微软雅黑"/>
+          <w:b w:val="0"/>
+          <w:i w:val="0"/>
+          <w:sz w:val="21"/>
+        </w:rPr>
+        <w:t>强化学习三要素，本任务里具体是：</w:t>
+      </w:r>
+    </w:p>
+    <w:p>
+      <w:pPr>
+        <w:spacing w:after="80"/>
+      </w:pPr>
+      <w:r>
+        <w:rPr>
+          <w:rFonts w:ascii="微软雅黑" w:hAnsi="微软雅黑" w:eastAsia="微软雅黑"/>
+          <w:b/>
+          <w:i w:val="0"/>
+          <w:sz w:val="21"/>
+        </w:rPr>
+        <w:t>状态（75 格 = 5×5×3）</w:t>
+      </w:r>
+      <w:r>
+        <w:rPr>
+          <w:rFonts w:ascii="微软雅黑" w:hAnsi="微软雅黑" w:eastAsia="微软雅黑"/>
+          <w:b w:val="0"/>
+          <w:i w:val="0"/>
+          <w:sz w:val="21"/>
+        </w:rPr>
+        <w:t>：三个维度各自分箱——</w:t>
+      </w:r>
+    </w:p>
+    <w:tbl>
+      <w:tblPr>
+        <w:tblStyle w:val="TableGrid"/>
+        <w:tblW w:type="auto" w:w="0"/>
+        <w:tblLook w:firstColumn="1" w:firstRow="1" w:lastColumn="0" w:lastRow="0" w:noHBand="0" w:noVBand="1" w:val="04A0"/>
+      </w:tblPr>
+      <w:tblGrid>
+        <w:gridCol w:w="3173"/>
+        <w:gridCol w:w="3173"/>
+        <w:gridCol w:w="3173"/>
+      </w:tblGrid>
+      <w:tr>
+        <w:tc>
+          <w:tcPr>
+            <w:tcW w:type="dxa" w:w="3173"/>
+            <w:shd w:fill="DEEAF6" w:val="clear"/>
+          </w:tcPr>
+          <w:p>
+            <w:pPr>
+              <w:jc w:val="center"/>
+            </w:pPr>
+            <w:r>
+              <w:rPr>
+                <w:rFonts w:ascii="微软雅黑" w:hAnsi="微软雅黑" w:eastAsia="微软雅黑"/>
+                <w:b/>
+                <w:i w:val="0"/>
+                <w:sz w:val="18"/>
+              </w:rPr>
+              <w:t>维度</w:t>
+            </w:r>
+          </w:p>
+        </w:tc>
+        <w:tc>
+          <w:tcPr>
+            <w:tcW w:type="dxa" w:w="3173"/>
+            <w:shd w:fill="DEEAF6" w:val="clear"/>
+          </w:tcPr>
+          <w:p>
+            <w:pPr>
+              <w:jc w:val="center"/>
+            </w:pPr>
+            <w:r>
+              <w:rPr>
+                <w:rFonts w:ascii="微软雅黑" w:hAnsi="微软雅黑" w:eastAsia="微软雅黑"/>
+                <w:b/>
+                <w:i w:val="0"/>
+                <w:sz w:val="18"/>
+              </w:rPr>
+              <w:t>边界</w:t>
+            </w:r>
+          </w:p>
+        </w:tc>
+        <w:tc>
+          <w:tcPr>
+            <w:tcW w:type="dxa" w:w="3173"/>
+            <w:shd w:fill="DEEAF6" w:val="clear"/>
+          </w:tcPr>
+          <w:p>
+            <w:pPr>
+              <w:jc w:val="center"/>
+            </w:pPr>
+            <w:r>
+              <w:rPr>
+                <w:rFonts w:ascii="微软雅黑" w:hAnsi="微软雅黑" w:eastAsia="微软雅黑"/>
+                <w:b/>
+                <w:i w:val="0"/>
+                <w:sz w:val="18"/>
+              </w:rPr>
+              <w:t>档位含义</w:t>
+            </w:r>
+          </w:p>
+        </w:tc>
+      </w:tr>
+      <w:tr>
+        <w:tc>
+          <w:tcPr>
+            <w:tcW w:type="dxa" w:w="3173"/>
+          </w:tcPr>
+          <w:p>
+            <w:r>
+              <w:rPr>
+                <w:rFonts w:ascii="微软雅黑" w:hAnsi="微软雅黑" w:eastAsia="微软雅黑"/>
+                <w:b w:val="0"/>
+                <w:i w:val="0"/>
+                <w:sz w:val="18"/>
+              </w:rPr>
+              <w:t>误差 e = Tz − Tsp（°C）</w:t>
+            </w:r>
+          </w:p>
+        </w:tc>
+        <w:tc>
+          <w:tcPr>
+            <w:tcW w:type="dxa" w:w="3173"/>
+          </w:tcPr>
+          <w:p>
+            <w:r>
+              <w:rPr>
+                <w:rFonts w:ascii="微软雅黑" w:hAnsi="微软雅黑" w:eastAsia="微软雅黑"/>
+                <w:b w:val="0"/>
+                <w:i w:val="0"/>
+                <w:sz w:val="18"/>
+              </w:rPr>
+              <w:t>−2 / −0.5 / +0.5 / +2</w:t>
+            </w:r>
+          </w:p>
+        </w:tc>
+        <w:tc>
+          <w:tcPr>
+            <w:tcW w:type="dxa" w:w="3173"/>
+          </w:tcPr>
+          <w:p>
+            <w:r>
+              <w:rPr>
+                <w:rFonts w:ascii="微软雅黑" w:hAnsi="微软雅黑" w:eastAsia="微软雅黑"/>
+                <w:b w:val="0"/>
+                <w:i w:val="0"/>
+                <w:sz w:val="18"/>
+              </w:rPr>
+              <w:t>严重偏冷 · 偏冷 · 带内 · 偏热 · 严重偏热</w:t>
+            </w:r>
+          </w:p>
+        </w:tc>
+      </w:tr>
+      <w:tr>
+        <w:tc>
+          <w:tcPr>
+            <w:tcW w:type="dxa" w:w="3173"/>
+          </w:tcPr>
+          <w:p>
+            <w:r>
+              <w:rPr>
+                <w:rFonts w:ascii="微软雅黑" w:hAnsi="微软雅黑" w:eastAsia="微软雅黑"/>
+                <w:b w:val="0"/>
+                <w:i w:val="0"/>
+                <w:sz w:val="18"/>
+              </w:rPr>
+              <w:t>误差变化率 ė（°C/min）</w:t>
+            </w:r>
+          </w:p>
+        </w:tc>
+        <w:tc>
+          <w:tcPr>
+            <w:tcW w:type="dxa" w:w="3173"/>
+          </w:tcPr>
+          <w:p>
+            <w:r>
+              <w:rPr>
+                <w:rFonts w:ascii="微软雅黑" w:hAnsi="微软雅黑" w:eastAsia="微软雅黑"/>
+                <w:b w:val="0"/>
+                <w:i w:val="0"/>
+                <w:sz w:val="18"/>
+              </w:rPr>
+              <w:t>−0.15 / −0.03 / +0.03 / +0.15</w:t>
+            </w:r>
+          </w:p>
+        </w:tc>
+        <w:tc>
+          <w:tcPr>
+            <w:tcW w:type="dxa" w:w="3173"/>
+          </w:tcPr>
+          <w:p>
+            <w:r>
+              <w:rPr>
+                <w:rFonts w:ascii="微软雅黑" w:hAnsi="微软雅黑" w:eastAsia="微软雅黑"/>
+                <w:b w:val="0"/>
+                <w:i w:val="0"/>
+                <w:sz w:val="18"/>
+              </w:rPr>
+              <w:t>快速变冷 · 缓慢变冷 · 平稳 · 缓慢变热 · 快速变热</w:t>
+            </w:r>
+          </w:p>
+        </w:tc>
+      </w:tr>
+      <w:tr>
+        <w:tc>
+          <w:tcPr>
+            <w:tcW w:type="dxa" w:w="3173"/>
+          </w:tcPr>
+          <w:p>
+            <w:r>
+              <w:rPr>
+                <w:rFonts w:ascii="微软雅黑" w:hAnsi="微软雅黑" w:eastAsia="微软雅黑"/>
+                <w:b w:val="0"/>
+                <w:i w:val="0"/>
+                <w:sz w:val="18"/>
+              </w:rPr>
+              <w:t>上次实际容量指令</w:t>
+            </w:r>
+          </w:p>
+        </w:tc>
+        <w:tc>
+          <w:tcPr>
+            <w:tcW w:type="dxa" w:w="3173"/>
+          </w:tcPr>
+          <w:p>
+            <w:r>
+              <w:rPr>
+                <w:rFonts w:ascii="微软雅黑" w:hAnsi="微软雅黑" w:eastAsia="微软雅黑"/>
+                <w:b w:val="0"/>
+                <w:i w:val="0"/>
+                <w:sz w:val="18"/>
+              </w:rPr>
+              <w:t>0.05 / 0.70</w:t>
+            </w:r>
+          </w:p>
+        </w:tc>
+        <w:tc>
+          <w:tcPr>
+            <w:tcW w:type="dxa" w:w="3173"/>
+          </w:tcPr>
+          <w:p>
+            <w:r>
+              <w:rPr>
+                <w:rFonts w:ascii="微软雅黑" w:hAnsi="微软雅黑" w:eastAsia="微软雅黑"/>
+                <w:b w:val="0"/>
+                <w:i w:val="0"/>
+                <w:sz w:val="18"/>
+              </w:rPr>
+              <w:t>停机 · 部分负荷 · 高负荷</w:t>
+            </w:r>
+          </w:p>
+        </w:tc>
+      </w:tr>
+    </w:tbl>
+    <w:p/>
+    <w:p>
+      <w:pPr>
+        <w:spacing w:after="80"/>
+      </w:pPr>
+      <w:r>
+        <w:rPr>
+          <w:rFonts w:ascii="微软雅黑" w:hAnsi="微软雅黑" w:eastAsia="微软雅黑"/>
+          <w:b/>
+          <w:i w:val="0"/>
+          <w:sz w:val="21"/>
+        </w:rPr>
+        <w:t>动作（9 档）</w:t>
+      </w:r>
+      <w:r>
+        <w:rPr>
+          <w:rFonts w:ascii="微软雅黑" w:hAnsi="微软雅黑" w:eastAsia="微软雅黑"/>
+          <w:b w:val="0"/>
+          <w:i w:val="0"/>
+          <w:sz w:val="21"/>
+        </w:rPr>
+        <w:t>：相对 IMC 基准的绝对目标比例，(Kp, Ki) ∈ {0.75, 1.00, 1.30}× 的 3×3 组合，动作 4 = (1.00, 1.00) 即"保持 IMC"。目标经 ±10% 信任域逐步逼近。偏冷状态只放行 Kp、Ki 都不升的 4 档，带内屏蔽升 Ki 档，偏热才放开全部 9 档——探索也只能在白名单里随机。</w:t>
+      </w:r>
+    </w:p>
+    <w:p>
+      <w:pPr>
+        <w:spacing w:after="80"/>
+      </w:pPr>
+      <w:r>
+        <w:rPr>
+          <w:rFonts w:ascii="微软雅黑" w:hAnsi="微软雅黑" w:eastAsia="微软雅黑"/>
+          <w:b/>
+          <w:i w:val="0"/>
+          <w:sz w:val="21"/>
+        </w:rPr>
+        <w:t>奖励（每 5 min 一步，恒为负）</w:t>
+      </w:r>
+      <w:r>
+        <w:rPr>
+          <w:rFonts w:ascii="微软雅黑" w:hAnsi="微软雅黑" w:eastAsia="微软雅黑"/>
+          <w:b w:val="0"/>
+          <w:i w:val="0"/>
+          <w:sz w:val="21"/>
+        </w:rPr>
+        <w:t>：−|误差| − 1.5×舒适带超限 − 0.08×指令变化 − 0.02×出力，再减 0.08×实际增益变化和 0.015×偏离 IMC 的程度。前四项是"控得好不好"，后两项是"别乱调、没证据别偏离基准"。RL 学的是"负得更少"，不是"变正"。</w:t>
+      </w:r>
+    </w:p>
+    <w:p>
+      <w:pPr>
+        <w:spacing w:after="80"/>
+      </w:pPr>
+      <w:r>
+        <w:rPr>
+          <w:rFonts w:ascii="微软雅黑" w:hAnsi="微软雅黑" w:eastAsia="微软雅黑"/>
+          <w:b/>
+          <w:i w:val="0"/>
+          <w:sz w:val="21"/>
+        </w:rPr>
+        <w:t>为什么是 Q 学习（Value-Based），而不是 Policy-Based？</w:t>
+      </w:r>
+      <w:r>
+        <w:rPr>
+          <w:rFonts w:ascii="微软雅黑" w:hAnsi="微软雅黑" w:eastAsia="微软雅黑"/>
+          <w:b w:val="0"/>
+          <w:i w:val="0"/>
+          <w:sz w:val="21"/>
+        </w:rPr>
+        <w:t xml:space="preserve"> 本任务动作只有 9 档、状态 75 格，一张 675 项的表就装下了：能整表审计、能直接搬上 MCU（88 µs 查表）、配合"先屏蔽再 argmax"策略永远出不了安全圈、"哪个格子没见过"一目了然（覆盖掩码与 IMC 回退全靠它）。策略网络适合连续动作和高维状态，放在这里是黑箱 + 杀鸡用牛刀，安全层和部署链还得全部重做。</w:t>
+      </w:r>
+      <w:r>
+        <w:rPr>
+          <w:rFonts w:ascii="微软雅黑" w:hAnsi="微软雅黑" w:eastAsia="微软雅黑"/>
+          <w:b/>
+          <w:i w:val="0"/>
+          <w:sz w:val="21"/>
+        </w:rPr>
+        <w:t>建议</w:t>
+      </w:r>
+      <w:r>
+        <w:rPr>
+          <w:rFonts w:ascii="微软雅黑" w:hAnsi="微软雅黑" w:eastAsia="微软雅黑"/>
+          <w:b w:val="0"/>
+          <w:i w:val="0"/>
+          <w:sz w:val="21"/>
+        </w:rPr>
+        <w:t>：将来若要连续增益目标，优先加密动作网格仍保持表格式；只有状态维度大幅扩展（湿度、多区）才值得上小型策略网络。</w:t>
+      </w:r>
+    </w:p>
+    <w:p>
+      <w:pPr>
+        <w:spacing w:before="200" w:after="80"/>
+      </w:pPr>
+      <w:r>
+        <w:rPr>
+          <w:rFonts w:ascii="微软雅黑" w:hAnsi="微软雅黑" w:eastAsia="微软雅黑"/>
+          <w:b/>
+          <w:i w:val="0"/>
+          <w:color w:val="1F4E79"/>
+          <w:sz w:val="30"/>
+        </w:rPr>
+        <w:t>跟着一局 rollout 走一遍</w:t>
+      </w:r>
+    </w:p>
+    <w:p>
+      <w:pPr>
+        <w:spacing w:after="80"/>
+      </w:pPr>
+      <w:r>
+        <w:rPr>
+          <w:rFonts w:ascii="微软雅黑" w:hAnsi="微软雅黑" w:eastAsia="微软雅黑"/>
+          <w:b w:val="0"/>
+          <w:i w:val="0"/>
+          <w:sz w:val="21"/>
+        </w:rPr>
+        <w:t>一句话直觉：</w:t>
+      </w:r>
+      <w:r>
+        <w:rPr>
+          <w:rFonts w:ascii="微软雅黑" w:hAnsi="微软雅黑" w:eastAsia="微软雅黑"/>
+          <w:b/>
+          <w:i w:val="0"/>
+          <w:sz w:val="21"/>
+        </w:rPr>
+        <w:t>在虚拟房间里打 750 局，把"每个格子该调到哪一档"记成一张表。</w:t>
+      </w:r>
+    </w:p>
+    <w:p>
+      <w:pPr>
+        <w:spacing w:after="80"/>
+      </w:pPr>
+      <w:r>
+        <w:rPr>
+          <w:rFonts w:ascii="微软雅黑" w:hAnsi="微软雅黑" w:eastAsia="微软雅黑"/>
+          <w:b w:val="0"/>
+          <w:i w:val="0"/>
+          <w:sz w:val="21"/>
+        </w:rPr>
+        <w:t xml:space="preserve">数据全部来自封存文件 </w:t>
+      </w:r>
+      <w:r>
+        <w:rPr>
+          <w:rFonts w:ascii="Consolas" w:hAnsi="Consolas" w:eastAsia="微软雅黑"/>
+          <w:b w:val="0"/>
+          <w:i w:val="0"/>
+          <w:color w:val="A31515"/>
+          <w:sz w:val="19"/>
+        </w:rPr>
+        <w:t>archive/outputs_review_v3/rl_training_transitions.csv</w:t>
+      </w:r>
+      <w:r>
+        <w:rPr>
+          <w:rFonts w:ascii="微软雅黑" w:hAnsi="微软雅黑" w:eastAsia="微软雅黑"/>
+          <w:b w:val="0"/>
+          <w:i w:val="0"/>
+          <w:sz w:val="21"/>
+        </w:rPr>
+        <w:t xml:space="preserve"> 的第 1 回合（训练场景 #32，IMC 基准 Kp=0.5175、Ki=0.004054，该回合 ε=0.25）；Q 值用 α=0.12、γ=0.94 逐行重放 48 条转移复核，与 CSV 的 td_error 列逐条一致（重放方法见下文"自己动手验证"）。</w:t>
+      </w:r>
+    </w:p>
+    <w:p>
+      <w:pPr>
+        <w:spacing w:after="80"/>
+      </w:pPr>
+      <w:r>
+        <w:rPr>
+          <w:rFonts w:ascii="微软雅黑" w:hAnsi="微软雅黑" w:eastAsia="微软雅黑"/>
+          <w:b/>
+          <w:i w:val="0"/>
+          <w:sz w:val="21"/>
+        </w:rPr>
+        <w:t>走查前先核对一件事</w:t>
+      </w:r>
+      <w:r>
+        <w:rPr>
+          <w:rFonts w:ascii="微软雅黑" w:hAnsi="微软雅黑" w:eastAsia="微软雅黑"/>
+          <w:b w:val="0"/>
+          <w:i w:val="0"/>
+          <w:sz w:val="21"/>
+        </w:rPr>
+        <w:t>：先手算第 1 步的奖励，给后面的程序值立一个检查标准——就像先算出"最短 6 步"再去检查算法学到了什么。第 1 步误差从 −4.94 °C 升到 −4.67 °C，区间平均 |e| ≈ (4.94+4.67)/2 ≈ 4.80，此时压缩机尚未启动（出力≈0、指令几乎不变），奖励的主项是</w:t>
+      </w:r>
+    </w:p>
+    <w:p>
+      <w:pPr>
+        <w:spacing w:after="80"/>
+      </w:pPr>
+      <w:r>
+        <w:drawing>
+          <wp:inline xmlns:a="http://schemas.openxmlformats.org/drawingml/2006/main" xmlns:pic="http://schemas.openxmlformats.org/drawingml/2006/picture">
+            <wp:extent cx="3368040" cy="179832"/>
+            <wp:docPr id="1" name="Picture 1"/>
+            <wp:cNvGraphicFramePr>
+              <a:graphicFrameLocks noChangeAspect="1"/>
+            </wp:cNvGraphicFramePr>
+            <a:graphic>
+              <a:graphicData uri="http://schemas.openxmlformats.org/drawingml/2006/picture">
+                <pic:pic>
+                  <pic:nvPicPr>
+                    <pic:cNvPr id="0" name="eq_001.png"/>
+                    <pic:cNvPicPr/>
+                  </pic:nvPicPr>
+                  <pic:blipFill>
+                    <a:blip r:embed="rId9"/>
+                    <a:stretch>
+                      <a:fillRect/>
+                    </a:stretch>
+                  </pic:blipFill>
+                  <pic:spPr>
+                    <a:xfrm>
+                      <a:off x="0" y="0"/>
+                      <a:ext cx="3368040" cy="179832"/>
+                    </a:xfrm>
+                    <a:prstGeom prst="rect"/>
+                  </pic:spPr>
+                </pic:pic>
+              </a:graphicData>
+            </a:graphic>
+          </wp:inline>
+        </w:drawing>
+      </w:r>
+    </w:p>
+    <w:p>
+      <w:pPr>
+        <w:spacing w:after="80"/>
+      </w:pPr>
+      <w:r>
+        <w:rPr>
+          <w:rFonts w:ascii="微软雅黑" w:hAnsi="微软雅黑" w:eastAsia="微软雅黑"/>
+          <w:b w:val="0"/>
+          <w:i w:val="0"/>
+          <w:sz w:val="21"/>
+        </w:rPr>
+        <w:t xml:space="preserve">封存 CSV 里第 1 步的实际奖励是 </w:t>
+      </w:r>
+      <w:r>
+        <w:rPr>
+          <w:rFonts w:ascii="微软雅黑" w:hAnsi="微软雅黑" w:eastAsia="微软雅黑"/>
+          <w:b/>
+          <w:i w:val="0"/>
+          <w:sz w:val="21"/>
+        </w:rPr>
+        <w:t>−11.24</w:t>
+      </w:r>
+      <w:r>
+        <w:rPr>
+          <w:rFonts w:ascii="微软雅黑" w:hAnsi="微软雅黑" w:eastAsia="微软雅黑"/>
+          <w:b w:val="0"/>
+          <w:i w:val="0"/>
+          <w:sz w:val="21"/>
+        </w:rPr>
+        <w:t>。差的 0.02 来自"两点取平均"的线性近似与增益微调罚项——手算和程序对上了，可以放心往下走。</w:t>
+      </w:r>
+    </w:p>
+    <w:p>
+      <w:pPr>
+        <w:spacing w:after="80"/>
+      </w:pPr>
+      <w:r>
+        <w:rPr>
+          <w:rFonts w:ascii="微软雅黑" w:hAnsi="微软雅黑" w:eastAsia="微软雅黑"/>
+          <w:b/>
+          <w:i w:val="0"/>
+          <w:sz w:val="21"/>
+        </w:rPr>
+        <w:t>分箱：连续读数落进格子</w:t>
+      </w:r>
+      <w:r>
+        <w:rPr>
+          <w:rFonts w:ascii="微软雅黑" w:hAnsi="微软雅黑" w:eastAsia="微软雅黑"/>
+          <w:b w:val="0"/>
+          <w:i w:val="0"/>
+          <w:sz w:val="21"/>
+        </w:rPr>
+        <w:t>。每次决策的第一步是把三个连续读数压成三个格子坐标，程序里只有一行：</w:t>
+      </w:r>
+    </w:p>
+    <w:p>
+      <w:pPr>
+        <w:ind w:left="283"/>
+      </w:pPr>
+      <w:r>
+        <w:rPr>
+          <w:rFonts w:ascii="Consolas" w:hAnsi="Consolas" w:eastAsia="微软雅黑"/>
+          <w:b w:val="0"/>
+          <w:i w:val="0"/>
+          <w:sz w:val="18"/>
+        </w:rPr>
+        <w:t># hvac_pid/ai_controllers.py:600-601</w:t>
+      </w:r>
+    </w:p>
+    <w:p>
+      <w:pPr>
+        <w:ind w:left="283"/>
+      </w:pPr>
+      <w:r>
+        <w:rPr>
+          <w:rFonts w:ascii="Consolas" w:hAnsi="Consolas" w:eastAsia="微软雅黑"/>
+          <w:b w:val="0"/>
+          <w:i w:val="0"/>
+          <w:sz w:val="18"/>
+        </w:rPr>
+        <w:t>def _bin(value: float, edges: np.ndarray) -&gt; int:</w:t>
+      </w:r>
+    </w:p>
+    <w:p>
+      <w:pPr>
+        <w:ind w:left="283"/>
+      </w:pPr>
+      <w:r>
+        <w:rPr>
+          <w:rFonts w:ascii="Consolas" w:hAnsi="Consolas" w:eastAsia="微软雅黑"/>
+          <w:b w:val="0"/>
+          <w:i w:val="0"/>
+          <w:sz w:val="18"/>
+        </w:rPr>
+        <w:t xml:space="preserve">    return int(np.searchsorted(edges, float(value), side="right"))</w:t>
+      </w:r>
+    </w:p>
+    <w:p>
+      <w:pPr>
+        <w:ind w:left="283"/>
+      </w:pPr>
+      <w:r>
+        <w:rPr>
+          <w:rFonts w:ascii="Consolas" w:hAnsi="Consolas" w:eastAsia="微软雅黑"/>
+          <w:b w:val="0"/>
+          <w:i w:val="0"/>
+          <w:sz w:val="18"/>
+        </w:rPr>
+        <w:t># hvac_pid/ai_controllers.py:637-640 —— 每次决策先落格（在线 _propose；训练循环用同一套分箱）</w:t>
+      </w:r>
+    </w:p>
+    <w:p>
+      <w:pPr>
+        <w:ind w:left="283"/>
+      </w:pPr>
+      <w:r>
+        <w:rPr>
+          <w:rFonts w:ascii="Consolas" w:hAnsi="Consolas" w:eastAsia="微软雅黑"/>
+          <w:b w:val="0"/>
+          <w:i w:val="0"/>
+          <w:sz w:val="18"/>
+        </w:rPr>
+        <w:t>def _propose(self, error_c, delta_error_c, *, applied_command=0.0, **_):</w:t>
+      </w:r>
+    </w:p>
+    <w:p>
+      <w:pPr>
+        <w:ind w:left="283"/>
+      </w:pPr>
+      <w:r>
+        <w:rPr>
+          <w:rFonts w:ascii="Consolas" w:hAnsi="Consolas" w:eastAsia="微软雅黑"/>
+          <w:b w:val="0"/>
+          <w:i w:val="0"/>
+          <w:sz w:val="18"/>
+        </w:rPr>
+        <w:t xml:space="preserve">    e_bin = self._bin(error_c, self.error_edges)</w:t>
+      </w:r>
+    </w:p>
+    <w:p>
+      <w:pPr>
+        <w:ind w:left="283"/>
+      </w:pPr>
+      <w:r>
+        <w:rPr>
+          <w:rFonts w:ascii="Consolas" w:hAnsi="Consolas" w:eastAsia="微软雅黑"/>
+          <w:b w:val="0"/>
+          <w:i w:val="0"/>
+          <w:sz w:val="18"/>
+        </w:rPr>
+        <w:t xml:space="preserve">    d_bin = self._bin(delta_error_c, self.delta_edges)</w:t>
+      </w:r>
+    </w:p>
+    <w:p>
+      <w:pPr>
+        <w:ind w:left="283"/>
+      </w:pPr>
+      <w:r>
+        <w:rPr>
+          <w:rFonts w:ascii="Consolas" w:hAnsi="Consolas" w:eastAsia="微软雅黑"/>
+          <w:b w:val="0"/>
+          <w:i w:val="0"/>
+          <w:sz w:val="18"/>
+        </w:rPr>
+        <w:t xml:space="preserve">    command_bin = self._bin(applied_command, self.command_edges)</w:t>
+      </w:r>
+    </w:p>
+    <w:p>
+      <w:pPr>
+        <w:spacing w:after="80"/>
+      </w:pPr>
+      <w:r>
+        <w:rPr>
+          <w:rFonts w:ascii="微软雅黑" w:hAnsi="微软雅黑" w:eastAsia="微软雅黑"/>
+          <w:b/>
+          <w:i w:val="0"/>
+          <w:sz w:val="21"/>
+        </w:rPr>
+        <w:t>微型地图</w:t>
+      </w:r>
+      <w:r>
+        <w:rPr>
+          <w:rFonts w:ascii="微软雅黑" w:hAnsi="微软雅黑" w:eastAsia="微软雅黑"/>
+          <w:b w:val="0"/>
+          <w:i w:val="0"/>
+          <w:sz w:val="21"/>
+        </w:rPr>
+        <w:t>（本回合 48 步落入的格子，数字 = 落入次数，行 = ė 档，列 = e 档）：</w:t>
+      </w:r>
+    </w:p>
+    <w:tbl>
+      <w:tblPr>
+        <w:tblStyle w:val="TableGrid"/>
+        <w:tblW w:type="auto" w:w="0"/>
+        <w:tblLook w:firstColumn="1" w:firstRow="1" w:lastColumn="0" w:lastRow="0" w:noHBand="0" w:noVBand="1" w:val="04A0"/>
+      </w:tblPr>
+      <w:tblGrid>
+        <w:gridCol w:w="1586"/>
+        <w:gridCol w:w="1586"/>
+        <w:gridCol w:w="1586"/>
+        <w:gridCol w:w="1586"/>
+        <w:gridCol w:w="1586"/>
+        <w:gridCol w:w="1586"/>
+      </w:tblGrid>
+      <w:tr>
+        <w:tc>
+          <w:tcPr>
+            <w:tcW w:type="dxa" w:w="1586"/>
+            <w:shd w:fill="DEEAF6" w:val="clear"/>
+          </w:tcPr>
+          <w:p>
+            <w:pPr>
+              <w:jc w:val="center"/>
+            </w:pPr>
+            <w:r>
+              <w:rPr>
+                <w:rFonts w:ascii="微软雅黑" w:hAnsi="微软雅黑" w:eastAsia="微软雅黑"/>
+                <w:b/>
+                <w:i w:val="0"/>
+                <w:sz w:val="18"/>
+              </w:rPr>
+              <w:t>ė \ e</w:t>
+            </w:r>
+          </w:p>
+        </w:tc>
+        <w:tc>
+          <w:tcPr>
+            <w:tcW w:type="dxa" w:w="1586"/>
+            <w:shd w:fill="DEEAF6" w:val="clear"/>
+          </w:tcPr>
+          <w:p>
+            <w:pPr>
+              <w:jc w:val="center"/>
+            </w:pPr>
+            <w:r>
+              <w:rPr>
+                <w:rFonts w:ascii="微软雅黑" w:hAnsi="微软雅黑" w:eastAsia="微软雅黑"/>
+                <w:b/>
+                <w:i w:val="0"/>
+                <w:sz w:val="18"/>
+              </w:rPr>
+              <w:t>严重偏冷</w:t>
+            </w:r>
+          </w:p>
+        </w:tc>
+        <w:tc>
+          <w:tcPr>
+            <w:tcW w:type="dxa" w:w="1586"/>
+            <w:shd w:fill="DEEAF6" w:val="clear"/>
+          </w:tcPr>
+          <w:p>
+            <w:pPr>
+              <w:jc w:val="center"/>
+            </w:pPr>
+            <w:r>
+              <w:rPr>
+                <w:rFonts w:ascii="微软雅黑" w:hAnsi="微软雅黑" w:eastAsia="微软雅黑"/>
+                <w:b/>
+                <w:i w:val="0"/>
+                <w:sz w:val="18"/>
+              </w:rPr>
+              <w:t>偏冷</w:t>
+            </w:r>
+          </w:p>
+        </w:tc>
+        <w:tc>
+          <w:tcPr>
+            <w:tcW w:type="dxa" w:w="1586"/>
+            <w:shd w:fill="DEEAF6" w:val="clear"/>
+          </w:tcPr>
+          <w:p>
+            <w:pPr>
+              <w:jc w:val="center"/>
+            </w:pPr>
+            <w:r>
+              <w:rPr>
+                <w:rFonts w:ascii="微软雅黑" w:hAnsi="微软雅黑" w:eastAsia="微软雅黑"/>
+                <w:b/>
+                <w:i w:val="0"/>
+                <w:sz w:val="18"/>
+              </w:rPr>
+              <w:t>带内</w:t>
+            </w:r>
+          </w:p>
+        </w:tc>
+        <w:tc>
+          <w:tcPr>
+            <w:tcW w:type="dxa" w:w="1586"/>
+            <w:shd w:fill="DEEAF6" w:val="clear"/>
+          </w:tcPr>
+          <w:p>
+            <w:pPr>
+              <w:jc w:val="center"/>
+            </w:pPr>
+            <w:r>
+              <w:rPr>
+                <w:rFonts w:ascii="微软雅黑" w:hAnsi="微软雅黑" w:eastAsia="微软雅黑"/>
+                <w:b/>
+                <w:i w:val="0"/>
+                <w:sz w:val="18"/>
+              </w:rPr>
+              <w:t>偏热</w:t>
+            </w:r>
+          </w:p>
+        </w:tc>
+        <w:tc>
+          <w:tcPr>
+            <w:tcW w:type="dxa" w:w="1586"/>
+            <w:shd w:fill="DEEAF6" w:val="clear"/>
+          </w:tcPr>
+          <w:p>
+            <w:pPr>
+              <w:jc w:val="center"/>
+            </w:pPr>
+            <w:r>
+              <w:rPr>
+                <w:rFonts w:ascii="微软雅黑" w:hAnsi="微软雅黑" w:eastAsia="微软雅黑"/>
+                <w:b/>
+                <w:i w:val="0"/>
+                <w:sz w:val="18"/>
+              </w:rPr>
+              <w:t>严重偏热</w:t>
+            </w:r>
+          </w:p>
+        </w:tc>
+      </w:tr>
+      <w:tr>
+        <w:tc>
+          <w:tcPr>
+            <w:tcW w:type="dxa" w:w="1586"/>
+          </w:tcPr>
+          <w:p>
+            <w:r>
+              <w:rPr>
+                <w:rFonts w:ascii="微软雅黑" w:hAnsi="微软雅黑" w:eastAsia="微软雅黑"/>
+                <w:b w:val="0"/>
+                <w:i w:val="0"/>
+                <w:sz w:val="18"/>
+              </w:rPr>
+              <w:t>快速变冷</w:t>
+            </w:r>
+          </w:p>
+        </w:tc>
+        <w:tc>
+          <w:tcPr>
+            <w:tcW w:type="dxa" w:w="1586"/>
+          </w:tcPr>
+          <w:p>
+            <w:r>
+              <w:rPr>
+                <w:rFonts w:ascii="微软雅黑" w:hAnsi="微软雅黑" w:eastAsia="微软雅黑"/>
+                <w:b w:val="0"/>
+                <w:i w:val="0"/>
+                <w:sz w:val="18"/>
+              </w:rPr>
+              <w:t>•</w:t>
+            </w:r>
+          </w:p>
+        </w:tc>
+        <w:tc>
+          <w:tcPr>
+            <w:tcW w:type="dxa" w:w="1586"/>
+          </w:tcPr>
+          <w:p>
+            <w:r>
+              <w:rPr>
+                <w:rFonts w:ascii="微软雅黑" w:hAnsi="微软雅黑" w:eastAsia="微软雅黑"/>
+                <w:b w:val="0"/>
+                <w:i w:val="0"/>
+                <w:sz w:val="18"/>
+              </w:rPr>
+              <w:t>•</w:t>
+            </w:r>
+          </w:p>
+        </w:tc>
+        <w:tc>
+          <w:tcPr>
+            <w:tcW w:type="dxa" w:w="1586"/>
+          </w:tcPr>
+          <w:p>
+            <w:r>
+              <w:rPr>
+                <w:rFonts w:ascii="微软雅黑" w:hAnsi="微软雅黑" w:eastAsia="微软雅黑"/>
+                <w:b w:val="0"/>
+                <w:i w:val="0"/>
+                <w:sz w:val="18"/>
+              </w:rPr>
+              <w:t>•</w:t>
+            </w:r>
+          </w:p>
+        </w:tc>
+        <w:tc>
+          <w:tcPr>
+            <w:tcW w:type="dxa" w:w="1586"/>
+          </w:tcPr>
+          <w:p>
+            <w:r>
+              <w:rPr>
+                <w:rFonts w:ascii="微软雅黑" w:hAnsi="微软雅黑" w:eastAsia="微软雅黑"/>
+                <w:b w:val="0"/>
+                <w:i w:val="0"/>
+                <w:sz w:val="18"/>
+              </w:rPr>
+              <w:t>•</w:t>
+            </w:r>
+          </w:p>
+        </w:tc>
+        <w:tc>
+          <w:tcPr>
+            <w:tcW w:type="dxa" w:w="1586"/>
+          </w:tcPr>
+          <w:p>
+            <w:r>
+              <w:rPr>
+                <w:rFonts w:ascii="微软雅黑" w:hAnsi="微软雅黑" w:eastAsia="微软雅黑"/>
+                <w:b w:val="0"/>
+                <w:i w:val="0"/>
+                <w:sz w:val="18"/>
+              </w:rPr>
+              <w:t>•</w:t>
+            </w:r>
+          </w:p>
+        </w:tc>
+      </w:tr>
+      <w:tr>
+        <w:tc>
+          <w:tcPr>
+            <w:tcW w:type="dxa" w:w="1586"/>
+          </w:tcPr>
+          <w:p>
+            <w:r>
+              <w:rPr>
+                <w:rFonts w:ascii="微软雅黑" w:hAnsi="微软雅黑" w:eastAsia="微软雅黑"/>
+                <w:b w:val="0"/>
+                <w:i w:val="0"/>
+                <w:sz w:val="18"/>
+              </w:rPr>
+              <w:t>缓慢变冷</w:t>
+            </w:r>
+          </w:p>
+        </w:tc>
+        <w:tc>
+          <w:tcPr>
+            <w:tcW w:type="dxa" w:w="1586"/>
+          </w:tcPr>
+          <w:p>
+            <w:r>
+              <w:rPr>
+                <w:rFonts w:ascii="微软雅黑" w:hAnsi="微软雅黑" w:eastAsia="微软雅黑"/>
+                <w:b w:val="0"/>
+                <w:i w:val="0"/>
+                <w:sz w:val="18"/>
+              </w:rPr>
+              <w:t>•</w:t>
+            </w:r>
+          </w:p>
+        </w:tc>
+        <w:tc>
+          <w:tcPr>
+            <w:tcW w:type="dxa" w:w="1586"/>
+          </w:tcPr>
+          <w:p>
+            <w:r>
+              <w:rPr>
+                <w:rFonts w:ascii="微软雅黑" w:hAnsi="微软雅黑" w:eastAsia="微软雅黑"/>
+                <w:b w:val="0"/>
+                <w:i w:val="0"/>
+                <w:sz w:val="18"/>
+              </w:rPr>
+              <w:t>•</w:t>
+            </w:r>
+          </w:p>
+        </w:tc>
+        <w:tc>
+          <w:tcPr>
+            <w:tcW w:type="dxa" w:w="1586"/>
+          </w:tcPr>
+          <w:p>
+            <w:r>
+              <w:rPr>
+                <w:rFonts w:ascii="微软雅黑" w:hAnsi="微软雅黑" w:eastAsia="微软雅黑"/>
+                <w:b w:val="0"/>
+                <w:i w:val="0"/>
+                <w:sz w:val="18"/>
+              </w:rPr>
+              <w:t>•</w:t>
+            </w:r>
+          </w:p>
+        </w:tc>
+        <w:tc>
+          <w:tcPr>
+            <w:tcW w:type="dxa" w:w="1586"/>
+          </w:tcPr>
+          <w:p>
+            <w:r>
+              <w:rPr>
+                <w:rFonts w:ascii="微软雅黑" w:hAnsi="微软雅黑" w:eastAsia="微软雅黑"/>
+                <w:b w:val="0"/>
+                <w:i w:val="0"/>
+                <w:sz w:val="18"/>
+              </w:rPr>
+              <w:t>2</w:t>
+            </w:r>
+          </w:p>
+        </w:tc>
+        <w:tc>
+          <w:tcPr>
+            <w:tcW w:type="dxa" w:w="1586"/>
+          </w:tcPr>
+          <w:p>
+            <w:r>
+              <w:rPr>
+                <w:rFonts w:ascii="微软雅黑" w:hAnsi="微软雅黑" w:eastAsia="微软雅黑"/>
+                <w:b w:val="0"/>
+                <w:i w:val="0"/>
+                <w:sz w:val="18"/>
+              </w:rPr>
+              <w:t>•</w:t>
+            </w:r>
+          </w:p>
+        </w:tc>
+      </w:tr>
+      <w:tr>
+        <w:tc>
+          <w:tcPr>
+            <w:tcW w:type="dxa" w:w="1586"/>
+          </w:tcPr>
+          <w:p>
+            <w:r>
+              <w:rPr>
+                <w:rFonts w:ascii="微软雅黑" w:hAnsi="微软雅黑" w:eastAsia="微软雅黑"/>
+                <w:b w:val="0"/>
+                <w:i w:val="0"/>
+                <w:sz w:val="18"/>
+              </w:rPr>
+              <w:t>基本平稳</w:t>
+            </w:r>
+          </w:p>
+        </w:tc>
+        <w:tc>
+          <w:tcPr>
+            <w:tcW w:type="dxa" w:w="1586"/>
+          </w:tcPr>
+          <w:p>
+            <w:r>
+              <w:rPr>
+                <w:rFonts w:ascii="微软雅黑" w:hAnsi="微软雅黑" w:eastAsia="微软雅黑"/>
+                <w:b w:val="0"/>
+                <w:i w:val="0"/>
+                <w:sz w:val="18"/>
+              </w:rPr>
+              <w:t>1</w:t>
+            </w:r>
+          </w:p>
+        </w:tc>
+        <w:tc>
+          <w:tcPr>
+            <w:tcW w:type="dxa" w:w="1586"/>
+          </w:tcPr>
+          <w:p>
+            <w:r>
+              <w:rPr>
+                <w:rFonts w:ascii="微软雅黑" w:hAnsi="微软雅黑" w:eastAsia="微软雅黑"/>
+                <w:b w:val="0"/>
+                <w:i w:val="0"/>
+                <w:sz w:val="18"/>
+              </w:rPr>
+              <w:t>•</w:t>
+            </w:r>
+          </w:p>
+        </w:tc>
+        <w:tc>
+          <w:tcPr>
+            <w:tcW w:type="dxa" w:w="1586"/>
+          </w:tcPr>
+          <w:p>
+            <w:r>
+              <w:rPr>
+                <w:rFonts w:ascii="微软雅黑" w:hAnsi="微软雅黑" w:eastAsia="微软雅黑"/>
+                <w:b/>
+                <w:i w:val="0"/>
+                <w:sz w:val="18"/>
+              </w:rPr>
+              <w:t>23</w:t>
+            </w:r>
+          </w:p>
+        </w:tc>
+        <w:tc>
+          <w:tcPr>
+            <w:tcW w:type="dxa" w:w="1586"/>
+          </w:tcPr>
+          <w:p>
+            <w:r>
+              <w:rPr>
+                <w:rFonts w:ascii="微软雅黑" w:hAnsi="微软雅黑" w:eastAsia="微软雅黑"/>
+                <w:b w:val="0"/>
+                <w:i w:val="0"/>
+                <w:sz w:val="18"/>
+              </w:rPr>
+              <w:t>4</w:t>
+            </w:r>
+          </w:p>
+        </w:tc>
+        <w:tc>
+          <w:tcPr>
+            <w:tcW w:type="dxa" w:w="1586"/>
+          </w:tcPr>
+          <w:p>
+            <w:r>
+              <w:rPr>
+                <w:rFonts w:ascii="微软雅黑" w:hAnsi="微软雅黑" w:eastAsia="微软雅黑"/>
+                <w:b w:val="0"/>
+                <w:i w:val="0"/>
+                <w:sz w:val="18"/>
+              </w:rPr>
+              <w:t>•</w:t>
+            </w:r>
+          </w:p>
+        </w:tc>
+      </w:tr>
+      <w:tr>
+        <w:tc>
+          <w:tcPr>
+            <w:tcW w:type="dxa" w:w="1586"/>
+          </w:tcPr>
+          <w:p>
+            <w:r>
+              <w:rPr>
+                <w:rFonts w:ascii="微软雅黑" w:hAnsi="微软雅黑" w:eastAsia="微软雅黑"/>
+                <w:b w:val="0"/>
+                <w:i w:val="0"/>
+                <w:sz w:val="18"/>
+              </w:rPr>
+              <w:t>缓慢变热</w:t>
+            </w:r>
+          </w:p>
+        </w:tc>
+        <w:tc>
+          <w:tcPr>
+            <w:tcW w:type="dxa" w:w="1586"/>
+          </w:tcPr>
+          <w:p>
+            <w:r>
+              <w:rPr>
+                <w:rFonts w:ascii="微软雅黑" w:hAnsi="微软雅黑" w:eastAsia="微软雅黑"/>
+                <w:b w:val="0"/>
+                <w:i w:val="0"/>
+                <w:sz w:val="18"/>
+              </w:rPr>
+              <w:t>5</w:t>
+            </w:r>
+          </w:p>
+        </w:tc>
+        <w:tc>
+          <w:tcPr>
+            <w:tcW w:type="dxa" w:w="1586"/>
+          </w:tcPr>
+          <w:p>
+            <w:r>
+              <w:rPr>
+                <w:rFonts w:ascii="微软雅黑" w:hAnsi="微软雅黑" w:eastAsia="微软雅黑"/>
+                <w:b w:val="0"/>
+                <w:i w:val="0"/>
+                <w:sz w:val="18"/>
+              </w:rPr>
+              <w:t>5</w:t>
+            </w:r>
+          </w:p>
+        </w:tc>
+        <w:tc>
+          <w:tcPr>
+            <w:tcW w:type="dxa" w:w="1586"/>
+          </w:tcPr>
+          <w:p>
+            <w:r>
+              <w:rPr>
+                <w:rFonts w:ascii="微软雅黑" w:hAnsi="微软雅黑" w:eastAsia="微软雅黑"/>
+                <w:b w:val="0"/>
+                <w:i w:val="0"/>
+                <w:sz w:val="18"/>
+              </w:rPr>
+              <w:t>4</w:t>
+            </w:r>
+          </w:p>
+        </w:tc>
+        <w:tc>
+          <w:tcPr>
+            <w:tcW w:type="dxa" w:w="1586"/>
+          </w:tcPr>
+          <w:p>
+            <w:r>
+              <w:rPr>
+                <w:rFonts w:ascii="微软雅黑" w:hAnsi="微软雅黑" w:eastAsia="微软雅黑"/>
+                <w:b w:val="0"/>
+                <w:i w:val="0"/>
+                <w:sz w:val="18"/>
+              </w:rPr>
+              <w:t>3</w:t>
+            </w:r>
+          </w:p>
+        </w:tc>
+        <w:tc>
+          <w:tcPr>
+            <w:tcW w:type="dxa" w:w="1586"/>
+          </w:tcPr>
+          <w:p>
+            <w:r>
+              <w:rPr>
+                <w:rFonts w:ascii="微软雅黑" w:hAnsi="微软雅黑" w:eastAsia="微软雅黑"/>
+                <w:b w:val="0"/>
+                <w:i w:val="0"/>
+                <w:sz w:val="18"/>
+              </w:rPr>
+              <w:t>•</w:t>
+            </w:r>
+          </w:p>
+        </w:tc>
+      </w:tr>
+      <w:tr>
+        <w:tc>
+          <w:tcPr>
+            <w:tcW w:type="dxa" w:w="1586"/>
+          </w:tcPr>
+          <w:p>
+            <w:r>
+              <w:rPr>
+                <w:rFonts w:ascii="微软雅黑" w:hAnsi="微软雅黑" w:eastAsia="微软雅黑"/>
+                <w:b w:val="0"/>
+                <w:i w:val="0"/>
+                <w:sz w:val="18"/>
+              </w:rPr>
+              <w:t>快速变热</w:t>
+            </w:r>
+          </w:p>
+        </w:tc>
+        <w:tc>
+          <w:tcPr>
+            <w:tcW w:type="dxa" w:w="1586"/>
+          </w:tcPr>
+          <w:p>
+            <w:r>
+              <w:rPr>
+                <w:rFonts w:ascii="微软雅黑" w:hAnsi="微软雅黑" w:eastAsia="微软雅黑"/>
+                <w:b w:val="0"/>
+                <w:i w:val="0"/>
+                <w:sz w:val="18"/>
+              </w:rPr>
+              <w:t>1</w:t>
+            </w:r>
+          </w:p>
+        </w:tc>
+        <w:tc>
+          <w:tcPr>
+            <w:tcW w:type="dxa" w:w="1586"/>
+          </w:tcPr>
+          <w:p>
+            <w:r>
+              <w:rPr>
+                <w:rFonts w:ascii="微软雅黑" w:hAnsi="微软雅黑" w:eastAsia="微软雅黑"/>
+                <w:b w:val="0"/>
+                <w:i w:val="0"/>
+                <w:sz w:val="18"/>
+              </w:rPr>
+              <w:t>•</w:t>
+            </w:r>
+          </w:p>
+        </w:tc>
+        <w:tc>
+          <w:tcPr>
+            <w:tcW w:type="dxa" w:w="1586"/>
+          </w:tcPr>
+          <w:p>
+            <w:r>
+              <w:rPr>
+                <w:rFonts w:ascii="微软雅黑" w:hAnsi="微软雅黑" w:eastAsia="微软雅黑"/>
+                <w:b w:val="0"/>
+                <w:i w:val="0"/>
+                <w:sz w:val="18"/>
+              </w:rPr>
+              <w:t>•</w:t>
+            </w:r>
+          </w:p>
+        </w:tc>
+        <w:tc>
+          <w:tcPr>
+            <w:tcW w:type="dxa" w:w="1586"/>
+          </w:tcPr>
+          <w:p>
+            <w:r>
+              <w:rPr>
+                <w:rFonts w:ascii="微软雅黑" w:hAnsi="微软雅黑" w:eastAsia="微软雅黑"/>
+                <w:b w:val="0"/>
+                <w:i w:val="0"/>
+                <w:sz w:val="18"/>
+              </w:rPr>
+              <w:t>•</w:t>
+            </w:r>
+          </w:p>
+        </w:tc>
+        <w:tc>
+          <w:tcPr>
+            <w:tcW w:type="dxa" w:w="1586"/>
+          </w:tcPr>
+          <w:p>
+            <w:r>
+              <w:rPr>
+                <w:rFonts w:ascii="微软雅黑" w:hAnsi="微软雅黑" w:eastAsia="微软雅黑"/>
+                <w:b w:val="0"/>
+                <w:i w:val="0"/>
+                <w:sz w:val="18"/>
+              </w:rPr>
+              <w:t>•</w:t>
+            </w:r>
+          </w:p>
+        </w:tc>
+      </w:tr>
+    </w:tbl>
+    <w:p/>
+    <w:p>
+      <w:pPr>
+        <w:spacing w:after="80"/>
+      </w:pPr>
+      <w:r>
+        <w:rPr>
+          <w:rFonts w:ascii="微软雅黑" w:hAnsi="微软雅黑" w:eastAsia="微软雅黑"/>
+          <w:b w:val="0"/>
+          <w:i w:val="0"/>
+          <w:sz w:val="21"/>
+        </w:rPr>
+        <w:t>地图读法：这是一个</w:t>
+      </w:r>
+      <w:r>
+        <w:rPr>
+          <w:rFonts w:ascii="微软雅黑" w:hAnsi="微软雅黑" w:eastAsia="微软雅黑"/>
+          <w:b/>
+          <w:i w:val="0"/>
+          <w:sz w:val="21"/>
+        </w:rPr>
+        <w:t>冷启动回合</w:t>
+      </w:r>
+      <w:r>
+        <w:rPr>
+          <w:rFonts w:ascii="微软雅黑" w:hAnsi="微软雅黑" w:eastAsia="微软雅黑"/>
+          <w:b w:val="0"/>
+          <w:i w:val="0"/>
+          <w:sz w:val="21"/>
+        </w:rPr>
+        <w:t>——房间从低于设定值 4.9 °C 起步（左下角），压缩机基本不转（容量档 0），房间自然升温冲过设定值进入偏热区，压缩机转入部分负荷把温度拉回，最后 48 步里 23 步停在"带内 + 平稳"那一格。</w:t>
+      </w:r>
+    </w:p>
+    <w:p>
+      <w:pPr>
+        <w:spacing w:after="80"/>
+      </w:pPr>
+      <w:r>
+        <w:rPr>
+          <w:rFonts w:ascii="微软雅黑" w:hAnsi="微软雅黑" w:eastAsia="微软雅黑"/>
+          <w:b/>
+          <w:i w:val="0"/>
+          <w:sz w:val="21"/>
+        </w:rPr>
+        <w:t>逐步走查</w:t>
+      </w:r>
+      <w:r>
+        <w:rPr>
+          <w:rFonts w:ascii="微软雅黑" w:hAnsi="微软雅黑" w:eastAsia="微软雅黑"/>
+          <w:b w:val="0"/>
+          <w:i w:val="0"/>
+          <w:sz w:val="21"/>
+        </w:rPr>
+        <w:t>（前 6 步，更新公式：</w:t>
+      </w:r>
+      <w:r>
+        <w:drawing>
+          <wp:inline xmlns:a="http://schemas.openxmlformats.org/drawingml/2006/main" xmlns:pic="http://schemas.openxmlformats.org/drawingml/2006/picture">
+            <wp:extent cx="3157728" cy="259080"/>
+            <wp:docPr id="2" name="Picture 2"/>
+            <wp:cNvGraphicFramePr>
+              <a:graphicFrameLocks noChangeAspect="1"/>
+            </wp:cNvGraphicFramePr>
+            <a:graphic>
+              <a:graphicData uri="http://schemas.openxmlformats.org/drawingml/2006/picture">
+                <pic:pic>
+                  <pic:nvPicPr>
+                    <pic:cNvPr id="0" name="eq_002.png"/>
+                    <pic:cNvPicPr/>
+                  </pic:nvPicPr>
+                  <pic:blipFill>
+                    <a:blip r:embed="rId10"/>
+                    <a:stretch>
+                      <a:fillRect/>
+                    </a:stretch>
+                  </pic:blipFill>
+                  <pic:spPr>
+                    <a:xfrm>
+                      <a:off x="0" y="0"/>
+                      <a:ext cx="3157728" cy="259080"/>
+                    </a:xfrm>
+                    <a:prstGeom prst="rect"/>
+                  </pic:spPr>
+                </pic:pic>
+              </a:graphicData>
+            </a:graphic>
+          </wp:inline>
+        </w:drawing>
+      </w:r>
+      <w:r>
+        <w:rPr>
+          <w:rFonts w:ascii="微软雅黑" w:hAnsi="微软雅黑" w:eastAsia="微软雅黑"/>
+          <w:b w:val="0"/>
+          <w:i w:val="0"/>
+          <w:sz w:val="21"/>
+        </w:rPr>
+        <w:t>）：</w:t>
+      </w:r>
+    </w:p>
+    <w:tbl>
+      <w:tblPr>
+        <w:tblStyle w:val="TableGrid"/>
+        <w:tblW w:type="auto" w:w="0"/>
+        <w:tblLook w:firstColumn="1" w:firstRow="1" w:lastColumn="0" w:lastRow="0" w:noHBand="0" w:noVBand="1" w:val="04A0"/>
+      </w:tblPr>
+      <w:tblGrid>
+        <w:gridCol w:w="1360"/>
+        <w:gridCol w:w="1360"/>
+        <w:gridCol w:w="1360"/>
+        <w:gridCol w:w="1360"/>
+        <w:gridCol w:w="1360"/>
+        <w:gridCol w:w="1360"/>
+        <w:gridCol w:w="1360"/>
+      </w:tblGrid>
+      <w:tr>
+        <w:tc>
+          <w:tcPr>
+            <w:tcW w:type="dxa" w:w="1360"/>
+            <w:shd w:fill="DEEAF6" w:val="clear"/>
+          </w:tcPr>
+          <w:p>
+            <w:pPr>
+              <w:jc w:val="center"/>
+            </w:pPr>
+            <w:r>
+              <w:rPr>
+                <w:rFonts w:ascii="微软雅黑" w:hAnsi="微软雅黑" w:eastAsia="微软雅黑"/>
+                <w:b/>
+                <w:i w:val="0"/>
+                <w:sz w:val="18"/>
+              </w:rPr>
+              <w:t>步</w:t>
+            </w:r>
+          </w:p>
+        </w:tc>
+        <w:tc>
+          <w:tcPr>
+            <w:tcW w:type="dxa" w:w="1360"/>
+            <w:shd w:fill="DEEAF6" w:val="clear"/>
+          </w:tcPr>
+          <w:p>
+            <w:pPr>
+              <w:jc w:val="center"/>
+            </w:pPr>
+            <w:r>
+              <w:rPr>
+                <w:rFonts w:ascii="微软雅黑" w:hAnsi="微软雅黑" w:eastAsia="微软雅黑"/>
+                <w:b/>
+                <w:i w:val="0"/>
+                <w:sz w:val="18"/>
+              </w:rPr>
+              <w:t>e (°C) / ė (°C/min)</w:t>
+            </w:r>
+          </w:p>
+        </w:tc>
+        <w:tc>
+          <w:tcPr>
+            <w:tcW w:type="dxa" w:w="1360"/>
+            <w:shd w:fill="DEEAF6" w:val="clear"/>
+          </w:tcPr>
+          <w:p>
+            <w:pPr>
+              <w:jc w:val="center"/>
+            </w:pPr>
+            <w:r>
+              <w:rPr>
+                <w:rFonts w:ascii="微软雅黑" w:hAnsi="微软雅黑" w:eastAsia="微软雅黑"/>
+                <w:b/>
+                <w:i w:val="0"/>
+                <w:sz w:val="18"/>
+              </w:rPr>
+              <w:t>落格 (e, ė, u)</w:t>
+            </w:r>
+          </w:p>
+        </w:tc>
+        <w:tc>
+          <w:tcPr>
+            <w:tcW w:type="dxa" w:w="1360"/>
+            <w:shd w:fill="DEEAF6" w:val="clear"/>
+          </w:tcPr>
+          <w:p>
+            <w:pPr>
+              <w:jc w:val="center"/>
+            </w:pPr>
+            <w:r>
+              <w:rPr>
+                <w:rFonts w:ascii="微软雅黑" w:hAnsi="微软雅黑" w:eastAsia="微软雅黑"/>
+                <w:b/>
+                <w:i w:val="0"/>
+                <w:sz w:val="18"/>
+              </w:rPr>
+              <w:t>动作</w:t>
+            </w:r>
+          </w:p>
+        </w:tc>
+        <w:tc>
+          <w:tcPr>
+            <w:tcW w:type="dxa" w:w="1360"/>
+            <w:shd w:fill="DEEAF6" w:val="clear"/>
+          </w:tcPr>
+          <w:p>
+            <w:pPr>
+              <w:jc w:val="center"/>
+            </w:pPr>
+            <w:r>
+              <w:rPr>
+                <w:rFonts w:ascii="微软雅黑" w:hAnsi="微软雅黑" w:eastAsia="微软雅黑"/>
+                <w:b/>
+                <w:i w:val="0"/>
+                <w:sz w:val="18"/>
+              </w:rPr>
+              <w:t>Kp 目标× → 实际</w:t>
+            </w:r>
+          </w:p>
+        </w:tc>
+        <w:tc>
+          <w:tcPr>
+            <w:tcW w:type="dxa" w:w="1360"/>
+            <w:shd w:fill="DEEAF6" w:val="clear"/>
+          </w:tcPr>
+          <w:p>
+            <w:pPr>
+              <w:jc w:val="center"/>
+            </w:pPr>
+            <w:r>
+              <w:rPr>
+                <w:rFonts w:ascii="微软雅黑" w:hAnsi="微软雅黑" w:eastAsia="微软雅黑"/>
+                <w:b/>
+                <w:i w:val="0"/>
+                <w:sz w:val="18"/>
+              </w:rPr>
+              <w:t>奖励</w:t>
+            </w:r>
+          </w:p>
+        </w:tc>
+        <w:tc>
+          <w:tcPr>
+            <w:tcW w:type="dxa" w:w="1360"/>
+            <w:shd w:fill="DEEAF6" w:val="clear"/>
+          </w:tcPr>
+          <w:p>
+            <w:pPr>
+              <w:jc w:val="center"/>
+            </w:pPr>
+            <w:r>
+              <w:rPr>
+                <w:rFonts w:ascii="微软雅黑" w:hAnsi="微软雅黑" w:eastAsia="微软雅黑"/>
+                <w:b/>
+                <w:i w:val="0"/>
+                <w:sz w:val="18"/>
+              </w:rPr>
+              <w:t>Q(s,a) 前 → 后</w:t>
+            </w:r>
+          </w:p>
+        </w:tc>
+      </w:tr>
+      <w:tr>
+        <w:tc>
+          <w:tcPr>
+            <w:tcW w:type="dxa" w:w="1360"/>
+          </w:tcPr>
+          <w:p>
+            <w:r>
+              <w:rPr>
+                <w:rFonts w:ascii="微软雅黑" w:hAnsi="微软雅黑" w:eastAsia="微软雅黑"/>
+                <w:b w:val="0"/>
+                <w:i w:val="0"/>
+                <w:sz w:val="18"/>
+              </w:rPr>
+              <w:t>1</w:t>
+            </w:r>
+          </w:p>
+        </w:tc>
+        <w:tc>
+          <w:tcPr>
+            <w:tcW w:type="dxa" w:w="1360"/>
+          </w:tcPr>
+          <w:p>
+            <w:r>
+              <w:rPr>
+                <w:rFonts w:ascii="微软雅黑" w:hAnsi="微软雅黑" w:eastAsia="微软雅黑"/>
+                <w:b w:val="0"/>
+                <w:i w:val="0"/>
+                <w:sz w:val="18"/>
+              </w:rPr>
+              <w:t>−4.94 / 0.00</w:t>
+            </w:r>
+          </w:p>
+        </w:tc>
+        <w:tc>
+          <w:tcPr>
+            <w:tcW w:type="dxa" w:w="1360"/>
+          </w:tcPr>
+          <w:p>
+            <w:r>
+              <w:rPr>
+                <w:rFonts w:ascii="微软雅黑" w:hAnsi="微软雅黑" w:eastAsia="微软雅黑"/>
+                <w:b w:val="0"/>
+                <w:i w:val="0"/>
+                <w:sz w:val="18"/>
+              </w:rPr>
+              <w:t>(0, 2, 0)</w:t>
+            </w:r>
+          </w:p>
+        </w:tc>
+        <w:tc>
+          <w:tcPr>
+            <w:tcW w:type="dxa" w:w="1360"/>
+          </w:tcPr>
+          <w:p>
+            <w:r>
+              <w:rPr>
+                <w:rFonts w:ascii="微软雅黑" w:hAnsi="微软雅黑" w:eastAsia="微软雅黑"/>
+                <w:b w:val="0"/>
+                <w:i w:val="0"/>
+                <w:sz w:val="18"/>
+              </w:rPr>
+              <w:t>3</w:t>
+            </w:r>
+          </w:p>
+        </w:tc>
+        <w:tc>
+          <w:tcPr>
+            <w:tcW w:type="dxa" w:w="1360"/>
+          </w:tcPr>
+          <w:p>
+            <w:r>
+              <w:rPr>
+                <w:rFonts w:ascii="微软雅黑" w:hAnsi="微软雅黑" w:eastAsia="微软雅黑"/>
+                <w:b w:val="0"/>
+                <w:i w:val="0"/>
+                <w:sz w:val="18"/>
+              </w:rPr>
+              <w:t>1.00× → 0.5175</w:t>
+            </w:r>
+          </w:p>
+        </w:tc>
+        <w:tc>
+          <w:tcPr>
+            <w:tcW w:type="dxa" w:w="1360"/>
+          </w:tcPr>
+          <w:p>
+            <w:r>
+              <w:rPr>
+                <w:rFonts w:ascii="微软雅黑" w:hAnsi="微软雅黑" w:eastAsia="微软雅黑"/>
+                <w:b w:val="0"/>
+                <w:i w:val="0"/>
+                <w:sz w:val="18"/>
+              </w:rPr>
+              <w:t>−11.24</w:t>
+            </w:r>
+          </w:p>
+        </w:tc>
+        <w:tc>
+          <w:tcPr>
+            <w:tcW w:type="dxa" w:w="1360"/>
+          </w:tcPr>
+          <w:p>
+            <w:r>
+              <w:rPr>
+                <w:rFonts w:ascii="微软雅黑" w:hAnsi="微软雅黑" w:eastAsia="微软雅黑"/>
+                <w:b w:val="0"/>
+                <w:i w:val="0"/>
+                <w:sz w:val="18"/>
+              </w:rPr>
+              <w:t>0 → −1.35</w:t>
+            </w:r>
+          </w:p>
+        </w:tc>
+      </w:tr>
+      <w:tr>
+        <w:tc>
+          <w:tcPr>
+            <w:tcW w:type="dxa" w:w="1360"/>
+          </w:tcPr>
+          <w:p>
+            <w:r>
+              <w:rPr>
+                <w:rFonts w:ascii="微软雅黑" w:hAnsi="微软雅黑" w:eastAsia="微软雅黑"/>
+                <w:b w:val="0"/>
+                <w:i w:val="0"/>
+                <w:sz w:val="18"/>
+              </w:rPr>
+              <w:t>2</w:t>
+            </w:r>
+          </w:p>
+        </w:tc>
+        <w:tc>
+          <w:tcPr>
+            <w:tcW w:type="dxa" w:w="1360"/>
+          </w:tcPr>
+          <w:p>
+            <w:r>
+              <w:rPr>
+                <w:rFonts w:ascii="微软雅黑" w:hAnsi="微软雅黑" w:eastAsia="微软雅黑"/>
+                <w:b w:val="0"/>
+                <w:i w:val="0"/>
+                <w:sz w:val="18"/>
+              </w:rPr>
+              <w:t>−4.67 / +0.05</w:t>
+            </w:r>
+          </w:p>
+        </w:tc>
+        <w:tc>
+          <w:tcPr>
+            <w:tcW w:type="dxa" w:w="1360"/>
+          </w:tcPr>
+          <w:p>
+            <w:r>
+              <w:rPr>
+                <w:rFonts w:ascii="微软雅黑" w:hAnsi="微软雅黑" w:eastAsia="微软雅黑"/>
+                <w:b w:val="0"/>
+                <w:i w:val="0"/>
+                <w:sz w:val="18"/>
+              </w:rPr>
+              <w:t>(0, 3, 0)</w:t>
+            </w:r>
+          </w:p>
+        </w:tc>
+        <w:tc>
+          <w:tcPr>
+            <w:tcW w:type="dxa" w:w="1360"/>
+          </w:tcPr>
+          <w:p>
+            <w:r>
+              <w:rPr>
+                <w:rFonts w:ascii="微软雅黑" w:hAnsi="微软雅黑" w:eastAsia="微软雅黑"/>
+                <w:b w:val="0"/>
+                <w:i w:val="0"/>
+                <w:sz w:val="18"/>
+              </w:rPr>
+              <w:t>0</w:t>
+            </w:r>
+          </w:p>
+        </w:tc>
+        <w:tc>
+          <w:tcPr>
+            <w:tcW w:type="dxa" w:w="1360"/>
+          </w:tcPr>
+          <w:p>
+            <w:r>
+              <w:rPr>
+                <w:rFonts w:ascii="微软雅黑" w:hAnsi="微软雅黑" w:eastAsia="微软雅黑"/>
+                <w:b w:val="0"/>
+                <w:i w:val="0"/>
+                <w:sz w:val="18"/>
+              </w:rPr>
+              <w:t>0.75× → 0.4657</w:t>
+            </w:r>
+          </w:p>
+        </w:tc>
+        <w:tc>
+          <w:tcPr>
+            <w:tcW w:type="dxa" w:w="1360"/>
+          </w:tcPr>
+          <w:p>
+            <w:r>
+              <w:rPr>
+                <w:rFonts w:ascii="微软雅黑" w:hAnsi="微软雅黑" w:eastAsia="微软雅黑"/>
+                <w:b w:val="0"/>
+                <w:i w:val="0"/>
+                <w:sz w:val="18"/>
+              </w:rPr>
+              <w:t>−10.39</w:t>
+            </w:r>
+          </w:p>
+        </w:tc>
+        <w:tc>
+          <w:tcPr>
+            <w:tcW w:type="dxa" w:w="1360"/>
+          </w:tcPr>
+          <w:p>
+            <w:r>
+              <w:rPr>
+                <w:rFonts w:ascii="微软雅黑" w:hAnsi="微软雅黑" w:eastAsia="微软雅黑"/>
+                <w:b w:val="0"/>
+                <w:i w:val="0"/>
+                <w:sz w:val="18"/>
+              </w:rPr>
+              <w:t>0 → −1.25</w:t>
+            </w:r>
+          </w:p>
+        </w:tc>
+      </w:tr>
+      <w:tr>
+        <w:tc>
+          <w:tcPr>
+            <w:tcW w:type="dxa" w:w="1360"/>
+          </w:tcPr>
+          <w:p>
+            <w:r>
+              <w:rPr>
+                <w:rFonts w:ascii="微软雅黑" w:hAnsi="微软雅黑" w:eastAsia="微软雅黑"/>
+                <w:b w:val="0"/>
+                <w:i w:val="0"/>
+                <w:sz w:val="18"/>
+              </w:rPr>
+              <w:t>3</w:t>
+            </w:r>
+          </w:p>
+        </w:tc>
+        <w:tc>
+          <w:tcPr>
+            <w:tcW w:type="dxa" w:w="1360"/>
+          </w:tcPr>
+          <w:p>
+            <w:r>
+              <w:rPr>
+                <w:rFonts w:ascii="微软雅黑" w:hAnsi="微软雅黑" w:eastAsia="微软雅黑"/>
+                <w:b w:val="0"/>
+                <w:i w:val="0"/>
+                <w:sz w:val="18"/>
+              </w:rPr>
+              <w:t>−4.31 / +0.07</w:t>
+            </w:r>
+          </w:p>
+        </w:tc>
+        <w:tc>
+          <w:tcPr>
+            <w:tcW w:type="dxa" w:w="1360"/>
+          </w:tcPr>
+          <w:p>
+            <w:r>
+              <w:rPr>
+                <w:rFonts w:ascii="微软雅黑" w:hAnsi="微软雅黑" w:eastAsia="微软雅黑"/>
+                <w:b w:val="0"/>
+                <w:i w:val="0"/>
+                <w:sz w:val="18"/>
+              </w:rPr>
+              <w:t>(0, 3, 0)</w:t>
+            </w:r>
+          </w:p>
+        </w:tc>
+        <w:tc>
+          <w:tcPr>
+            <w:tcW w:type="dxa" w:w="1360"/>
+          </w:tcPr>
+          <w:p>
+            <w:r>
+              <w:rPr>
+                <w:rFonts w:ascii="微软雅黑" w:hAnsi="微软雅黑" w:eastAsia="微软雅黑"/>
+                <w:b w:val="0"/>
+                <w:i w:val="0"/>
+                <w:sz w:val="18"/>
+              </w:rPr>
+              <w:t>1</w:t>
+            </w:r>
+          </w:p>
+        </w:tc>
+        <w:tc>
+          <w:tcPr>
+            <w:tcW w:type="dxa" w:w="1360"/>
+          </w:tcPr>
+          <w:p>
+            <w:r>
+              <w:rPr>
+                <w:rFonts w:ascii="微软雅黑" w:hAnsi="微软雅黑" w:eastAsia="微软雅黑"/>
+                <w:b w:val="0"/>
+                <w:i w:val="0"/>
+                <w:sz w:val="18"/>
+              </w:rPr>
+              <w:t>0.75× → 0.4192</w:t>
+            </w:r>
+          </w:p>
+        </w:tc>
+        <w:tc>
+          <w:tcPr>
+            <w:tcW w:type="dxa" w:w="1360"/>
+          </w:tcPr>
+          <w:p>
+            <w:r>
+              <w:rPr>
+                <w:rFonts w:ascii="微软雅黑" w:hAnsi="微软雅黑" w:eastAsia="微软雅黑"/>
+                <w:b w:val="0"/>
+                <w:i w:val="0"/>
+                <w:sz w:val="18"/>
+              </w:rPr>
+              <w:t>−9.51</w:t>
+            </w:r>
+          </w:p>
+        </w:tc>
+        <w:tc>
+          <w:tcPr>
+            <w:tcW w:type="dxa" w:w="1360"/>
+          </w:tcPr>
+          <w:p>
+            <w:r>
+              <w:rPr>
+                <w:rFonts w:ascii="微软雅黑" w:hAnsi="微软雅黑" w:eastAsia="微软雅黑"/>
+                <w:b w:val="0"/>
+                <w:i w:val="0"/>
+                <w:sz w:val="18"/>
+              </w:rPr>
+              <w:t>0 → −1.14</w:t>
+            </w:r>
+          </w:p>
+        </w:tc>
+      </w:tr>
+      <w:tr>
+        <w:tc>
+          <w:tcPr>
+            <w:tcW w:type="dxa" w:w="1360"/>
+          </w:tcPr>
+          <w:p>
+            <w:r>
+              <w:rPr>
+                <w:rFonts w:ascii="微软雅黑" w:hAnsi="微软雅黑" w:eastAsia="微软雅黑"/>
+                <w:b w:val="0"/>
+                <w:i w:val="0"/>
+                <w:sz w:val="18"/>
+              </w:rPr>
+              <w:t>4</w:t>
+            </w:r>
+          </w:p>
+        </w:tc>
+        <w:tc>
+          <w:tcPr>
+            <w:tcW w:type="dxa" w:w="1360"/>
+          </w:tcPr>
+          <w:p>
+            <w:r>
+              <w:rPr>
+                <w:rFonts w:ascii="微软雅黑" w:hAnsi="微软雅黑" w:eastAsia="微软雅黑"/>
+                <w:b w:val="0"/>
+                <w:i w:val="0"/>
+                <w:sz w:val="18"/>
+              </w:rPr>
+              <w:t>−3.96 / +0.07</w:t>
+            </w:r>
+          </w:p>
+        </w:tc>
+        <w:tc>
+          <w:tcPr>
+            <w:tcW w:type="dxa" w:w="1360"/>
+          </w:tcPr>
+          <w:p>
+            <w:r>
+              <w:rPr>
+                <w:rFonts w:ascii="微软雅黑" w:hAnsi="微软雅黑" w:eastAsia="微软雅黑"/>
+                <w:b w:val="0"/>
+                <w:i w:val="0"/>
+                <w:sz w:val="18"/>
+              </w:rPr>
+              <w:t>(0, 3, 0)</w:t>
+            </w:r>
+          </w:p>
+        </w:tc>
+        <w:tc>
+          <w:tcPr>
+            <w:tcW w:type="dxa" w:w="1360"/>
+          </w:tcPr>
+          <w:p>
+            <w:r>
+              <w:rPr>
+                <w:rFonts w:ascii="微软雅黑" w:hAnsi="微软雅黑" w:eastAsia="微软雅黑"/>
+                <w:b w:val="0"/>
+                <w:i w:val="0"/>
+                <w:sz w:val="18"/>
+              </w:rPr>
+              <w:t>4</w:t>
+            </w:r>
+          </w:p>
+        </w:tc>
+        <w:tc>
+          <w:tcPr>
+            <w:tcW w:type="dxa" w:w="1360"/>
+          </w:tcPr>
+          <w:p>
+            <w:r>
+              <w:rPr>
+                <w:rFonts w:ascii="微软雅黑" w:hAnsi="微软雅黑" w:eastAsia="微软雅黑"/>
+                <w:b w:val="0"/>
+                <w:i w:val="0"/>
+                <w:sz w:val="18"/>
+              </w:rPr>
+              <w:t>1.00× → 0.4611</w:t>
+            </w:r>
+          </w:p>
+        </w:tc>
+        <w:tc>
+          <w:tcPr>
+            <w:tcW w:type="dxa" w:w="1360"/>
+          </w:tcPr>
+          <w:p>
+            <w:r>
+              <w:rPr>
+                <w:rFonts w:ascii="微软雅黑" w:hAnsi="微软雅黑" w:eastAsia="微软雅黑"/>
+                <w:b w:val="0"/>
+                <w:i w:val="0"/>
+                <w:sz w:val="18"/>
+              </w:rPr>
+              <w:t>−8.63</w:t>
+            </w:r>
+          </w:p>
+        </w:tc>
+        <w:tc>
+          <w:tcPr>
+            <w:tcW w:type="dxa" w:w="1360"/>
+          </w:tcPr>
+          <w:p>
+            <w:r>
+              <w:rPr>
+                <w:rFonts w:ascii="微软雅黑" w:hAnsi="微软雅黑" w:eastAsia="微软雅黑"/>
+                <w:b w:val="0"/>
+                <w:i w:val="0"/>
+                <w:sz w:val="18"/>
+              </w:rPr>
+              <w:t>1e−6 → −1.04</w:t>
+            </w:r>
+          </w:p>
+        </w:tc>
+      </w:tr>
+      <w:tr>
+        <w:tc>
+          <w:tcPr>
+            <w:tcW w:type="dxa" w:w="1360"/>
+          </w:tcPr>
+          <w:p>
+            <w:r>
+              <w:rPr>
+                <w:rFonts w:ascii="微软雅黑" w:hAnsi="微软雅黑" w:eastAsia="微软雅黑"/>
+                <w:b w:val="0"/>
+                <w:i w:val="0"/>
+                <w:sz w:val="18"/>
+              </w:rPr>
+              <w:t>5</w:t>
+            </w:r>
+          </w:p>
+        </w:tc>
+        <w:tc>
+          <w:tcPr>
+            <w:tcW w:type="dxa" w:w="1360"/>
+          </w:tcPr>
+          <w:p>
+            <w:r>
+              <w:rPr>
+                <w:rFonts w:ascii="微软雅黑" w:hAnsi="微软雅黑" w:eastAsia="微软雅黑"/>
+                <w:b w:val="0"/>
+                <w:i w:val="0"/>
+                <w:sz w:val="18"/>
+              </w:rPr>
+              <w:t>−3.61 / +0.07</w:t>
+            </w:r>
+          </w:p>
+        </w:tc>
+        <w:tc>
+          <w:tcPr>
+            <w:tcW w:type="dxa" w:w="1360"/>
+          </w:tcPr>
+          <w:p>
+            <w:r>
+              <w:rPr>
+                <w:rFonts w:ascii="微软雅黑" w:hAnsi="微软雅黑" w:eastAsia="微软雅黑"/>
+                <w:b w:val="0"/>
+                <w:i w:val="0"/>
+                <w:sz w:val="18"/>
+              </w:rPr>
+              <w:t>(0, 3, 0)</w:t>
+            </w:r>
+          </w:p>
+        </w:tc>
+        <w:tc>
+          <w:tcPr>
+            <w:tcW w:type="dxa" w:w="1360"/>
+          </w:tcPr>
+          <w:p>
+            <w:r>
+              <w:rPr>
+                <w:rFonts w:ascii="微软雅黑" w:hAnsi="微软雅黑" w:eastAsia="微软雅黑"/>
+                <w:b w:val="0"/>
+                <w:i w:val="0"/>
+                <w:sz w:val="18"/>
+              </w:rPr>
+              <w:t>3</w:t>
+            </w:r>
+          </w:p>
+        </w:tc>
+        <w:tc>
+          <w:tcPr>
+            <w:tcW w:type="dxa" w:w="1360"/>
+          </w:tcPr>
+          <w:p>
+            <w:r>
+              <w:rPr>
+                <w:rFonts w:ascii="微软雅黑" w:hAnsi="微软雅黑" w:eastAsia="微软雅黑"/>
+                <w:b w:val="0"/>
+                <w:i w:val="0"/>
+                <w:sz w:val="18"/>
+              </w:rPr>
+              <w:t>1.00× → 0.5072</w:t>
+            </w:r>
+          </w:p>
+        </w:tc>
+        <w:tc>
+          <w:tcPr>
+            <w:tcW w:type="dxa" w:w="1360"/>
+          </w:tcPr>
+          <w:p>
+            <w:r>
+              <w:rPr>
+                <w:rFonts w:ascii="微软雅黑" w:hAnsi="微软雅黑" w:eastAsia="微软雅黑"/>
+                <w:b w:val="0"/>
+                <w:i w:val="0"/>
+                <w:sz w:val="18"/>
+              </w:rPr>
+              <w:t>−6.44</w:t>
+            </w:r>
+          </w:p>
+        </w:tc>
+        <w:tc>
+          <w:tcPr>
+            <w:tcW w:type="dxa" w:w="1360"/>
+          </w:tcPr>
+          <w:p>
+            <w:r>
+              <w:rPr>
+                <w:rFonts w:ascii="微软雅黑" w:hAnsi="微软雅黑" w:eastAsia="微软雅黑"/>
+                <w:b w:val="0"/>
+                <w:i w:val="0"/>
+                <w:sz w:val="18"/>
+              </w:rPr>
+              <w:t>0 → −0.77</w:t>
+            </w:r>
+          </w:p>
+        </w:tc>
+      </w:tr>
+      <w:tr>
+        <w:tc>
+          <w:tcPr>
+            <w:tcW w:type="dxa" w:w="1360"/>
+          </w:tcPr>
+          <w:p>
+            <w:r>
+              <w:rPr>
+                <w:rFonts w:ascii="微软雅黑" w:hAnsi="微软雅黑" w:eastAsia="微软雅黑"/>
+                <w:b w:val="0"/>
+                <w:i w:val="0"/>
+                <w:sz w:val="18"/>
+              </w:rPr>
+              <w:t>6</w:t>
+            </w:r>
+          </w:p>
+        </w:tc>
+        <w:tc>
+          <w:tcPr>
+            <w:tcW w:type="dxa" w:w="1360"/>
+          </w:tcPr>
+          <w:p>
+            <w:r>
+              <w:rPr>
+                <w:rFonts w:ascii="微软雅黑" w:hAnsi="微软雅黑" w:eastAsia="微软雅黑"/>
+                <w:b w:val="0"/>
+                <w:i w:val="0"/>
+                <w:sz w:val="18"/>
+              </w:rPr>
+              <w:t>−2.36 / +0.25</w:t>
+            </w:r>
+          </w:p>
+        </w:tc>
+        <w:tc>
+          <w:tcPr>
+            <w:tcW w:type="dxa" w:w="1360"/>
+          </w:tcPr>
+          <w:p>
+            <w:r>
+              <w:rPr>
+                <w:rFonts w:ascii="微软雅黑" w:hAnsi="微软雅黑" w:eastAsia="微软雅黑"/>
+                <w:b w:val="0"/>
+                <w:i w:val="0"/>
+                <w:sz w:val="18"/>
+              </w:rPr>
+              <w:t>(0, 4, 0)</w:t>
+            </w:r>
+          </w:p>
+        </w:tc>
+        <w:tc>
+          <w:tcPr>
+            <w:tcW w:type="dxa" w:w="1360"/>
+          </w:tcPr>
+          <w:p>
+            <w:r>
+              <w:rPr>
+                <w:rFonts w:ascii="微软雅黑" w:hAnsi="微软雅黑" w:eastAsia="微软雅黑"/>
+                <w:b w:val="0"/>
+                <w:i w:val="0"/>
+                <w:sz w:val="18"/>
+              </w:rPr>
+              <w:t>4</w:t>
+            </w:r>
+          </w:p>
+        </w:tc>
+        <w:tc>
+          <w:tcPr>
+            <w:tcW w:type="dxa" w:w="1360"/>
+          </w:tcPr>
+          <w:p>
+            <w:r>
+              <w:rPr>
+                <w:rFonts w:ascii="微软雅黑" w:hAnsi="微软雅黑" w:eastAsia="微软雅黑"/>
+                <w:b w:val="0"/>
+                <w:i w:val="0"/>
+                <w:sz w:val="18"/>
+              </w:rPr>
+              <w:t>1.00× → 0.5175</w:t>
+            </w:r>
+          </w:p>
+        </w:tc>
+        <w:tc>
+          <w:tcPr>
+            <w:tcW w:type="dxa" w:w="1360"/>
+          </w:tcPr>
+          <w:p>
+            <w:r>
+              <w:rPr>
+                <w:rFonts w:ascii="微软雅黑" w:hAnsi="微软雅黑" w:eastAsia="微软雅黑"/>
+                <w:b w:val="0"/>
+                <w:i w:val="0"/>
+                <w:sz w:val="18"/>
+              </w:rPr>
+              <w:t>−4.67</w:t>
+            </w:r>
+          </w:p>
+        </w:tc>
+        <w:tc>
+          <w:tcPr>
+            <w:tcW w:type="dxa" w:w="1360"/>
+          </w:tcPr>
+          <w:p>
+            <w:r>
+              <w:rPr>
+                <w:rFonts w:ascii="微软雅黑" w:hAnsi="微软雅黑" w:eastAsia="微软雅黑"/>
+                <w:b w:val="0"/>
+                <w:i w:val="0"/>
+                <w:sz w:val="18"/>
+              </w:rPr>
+              <w:t>1e−6 → −0.65</w:t>
+            </w:r>
+          </w:p>
+        </w:tc>
+      </w:tr>
+    </w:tbl>
+    <w:p/>
+    <w:p>
+      <w:pPr>
+        <w:spacing w:after="80"/>
+      </w:pPr>
+      <w:r>
+        <w:rPr>
+          <w:rFonts w:ascii="微软雅黑" w:hAnsi="微软雅黑" w:eastAsia="微软雅黑"/>
+          <w:b/>
+          <w:i w:val="0"/>
+          <w:sz w:val="21"/>
+        </w:rPr>
+        <w:t>自举：一步只能传一格</w:t>
+      </w:r>
+      <w:r>
+        <w:rPr>
+          <w:rFonts w:ascii="微软雅黑" w:hAnsi="微软雅黑" w:eastAsia="微软雅黑"/>
+          <w:b w:val="0"/>
+          <w:i w:val="0"/>
+          <w:sz w:val="21"/>
+        </w:rPr>
+        <w:t>。看第 5、6 步这对相邻格子。第 5 步写入 Q[(0,3,0), 动作3] = −0.77；紧接着第 6 步算 TD 目标时，max 恰好查到这个刚写进去的数：</w:t>
+      </w:r>
+    </w:p>
+    <w:p>
+      <w:pPr>
+        <w:jc w:val="center"/>
+      </w:pPr>
+      <w:r>
+        <w:drawing>
+          <wp:inline xmlns:a="http://schemas.openxmlformats.org/drawingml/2006/main" xmlns:pic="http://schemas.openxmlformats.org/drawingml/2006/picture">
+            <wp:extent cx="3489960" cy="204216"/>
+            <wp:docPr id="3" name="Picture 3"/>
+            <wp:cNvGraphicFramePr>
+              <a:graphicFrameLocks noChangeAspect="1"/>
+            </wp:cNvGraphicFramePr>
+            <a:graphic>
+              <a:graphicData uri="http://schemas.openxmlformats.org/drawingml/2006/picture">
+                <pic:pic>
+                  <pic:nvPicPr>
+                    <pic:cNvPr id="0" name="eq_003.png"/>
+                    <pic:cNvPicPr/>
+                  </pic:nvPicPr>
+                  <pic:blipFill>
+                    <a:blip r:embed="rId11"/>
+                    <a:stretch>
+                      <a:fillRect/>
+                    </a:stretch>
+                  </pic:blipFill>
+                  <pic:spPr>
+                    <a:xfrm>
+                      <a:off x="0" y="0"/>
+                      <a:ext cx="3489960" cy="204216"/>
+                    </a:xfrm>
+                    <a:prstGeom prst="rect"/>
+                  </pic:spPr>
+                </pic:pic>
+              </a:graphicData>
+            </a:graphic>
+          </wp:inline>
+        </w:drawing>
+      </w:r>
+    </w:p>
+    <w:p>
+      <w:pPr>
+        <w:spacing w:after="80"/>
+      </w:pPr>
+      <w:r>
+        <w:rPr>
+          <w:rFonts w:ascii="微软雅黑" w:hAnsi="微软雅黑" w:eastAsia="微软雅黑"/>
+          <w:b w:val="0"/>
+          <w:i w:val="0"/>
+          <w:sz w:val="21"/>
+        </w:rPr>
+        <w:t>这 0.73 的差值就是"信息往回传了一格"：第 6 步还不知道第 7 步以后的任何事，它只知道"下一步那个格子的当前估值是 −0.77"。这与价值迭代里 V₁(3,1)=−0.01 → V₂(3,1)=0.94 是同一件事——目标（或好格子）的价值沿转移链一格一格往回传，一步更新只能传一格。程序里就是这四行：</w:t>
+      </w:r>
+    </w:p>
+    <w:p>
+      <w:pPr>
+        <w:ind w:left="283"/>
+      </w:pPr>
+      <w:r>
+        <w:rPr>
+          <w:rFonts w:ascii="Consolas" w:hAnsi="Consolas" w:eastAsia="微软雅黑"/>
+          <w:b w:val="0"/>
+          <w:i w:val="0"/>
+          <w:sz w:val="18"/>
+        </w:rPr>
+        <w:t># hvac_pid/ai_controllers.py:783-786 —— TD 更新（末步目标只含奖励，无自举）</w:t>
+      </w:r>
+    </w:p>
+    <w:p>
+      <w:pPr>
+        <w:ind w:left="283"/>
+      </w:pPr>
+      <w:r>
+        <w:rPr>
+          <w:rFonts w:ascii="Consolas" w:hAnsi="Consolas" w:eastAsia="微软雅黑"/>
+          <w:b w:val="0"/>
+          <w:i w:val="0"/>
+          <w:sz w:val="18"/>
+        </w:rPr>
+        <w:t>next_allowed = IncrementalRLController._allowed_actions(next_state[0])</w:t>
+      </w:r>
+    </w:p>
+    <w:p>
+      <w:pPr>
+        <w:ind w:left="283"/>
+      </w:pPr>
+      <w:r>
+        <w:rPr>
+          <w:rFonts w:ascii="Consolas" w:hAnsi="Consolas" w:eastAsia="微软雅黑"/>
+          <w:b w:val="0"/>
+          <w:i w:val="0"/>
+          <w:sz w:val="18"/>
+        </w:rPr>
+        <w:t>target = reward if step == decisions - 1 else reward + gamma * np.max(q[next_state][next_allowed])</w:t>
+      </w:r>
+    </w:p>
+    <w:p>
+      <w:pPr>
+        <w:ind w:left="283"/>
+      </w:pPr>
+      <w:r>
+        <w:rPr>
+          <w:rFonts w:ascii="Consolas" w:hAnsi="Consolas" w:eastAsia="微软雅黑"/>
+          <w:b w:val="0"/>
+          <w:i w:val="0"/>
+          <w:sz w:val="18"/>
+        </w:rPr>
+        <w:t>td_error = float(target - q[state + (action,)])</w:t>
+      </w:r>
+    </w:p>
+    <w:p>
+      <w:pPr>
+        <w:ind w:left="283"/>
+      </w:pPr>
+      <w:r>
+        <w:rPr>
+          <w:rFonts w:ascii="Consolas" w:hAnsi="Consolas" w:eastAsia="微软雅黑"/>
+          <w:b w:val="0"/>
+          <w:i w:val="0"/>
+          <w:sz w:val="18"/>
+        </w:rPr>
+        <w:t>q[state + (action,)] += alpha * td_error</w:t>
+      </w:r>
+    </w:p>
+    <w:p>
+      <w:pPr>
+        <w:spacing w:after="80"/>
+      </w:pPr>
+      <w:r>
+        <w:rPr>
+          <w:rFonts w:ascii="微软雅黑" w:hAnsi="微软雅黑" w:eastAsia="微软雅黑"/>
+          <w:b/>
+          <w:i w:val="0"/>
+          <w:sz w:val="21"/>
+        </w:rPr>
+        <w:t>注意这里（看完例子未必自己悟得出来）</w:t>
+      </w:r>
+      <w:r>
+        <w:rPr>
+          <w:rFonts w:ascii="微软雅黑" w:hAnsi="微软雅黑" w:eastAsia="微软雅黑"/>
+          <w:b w:val="0"/>
+          <w:i w:val="0"/>
+          <w:sz w:val="21"/>
+        </w:rPr>
+        <w:t>：</w:t>
+      </w:r>
+    </w:p>
+    <w:p>
+      <w:pPr>
+        <w:spacing w:after="40"/>
+        <w:ind w:left="425"/>
+      </w:pPr>
+      <w:r>
+        <w:rPr>
+          <w:rFonts w:ascii="微软雅黑" w:hAnsi="微软雅黑" w:eastAsia="微软雅黑"/>
+          <w:b/>
+          <w:i w:val="0"/>
+          <w:color w:val="1F4E79"/>
+          <w:sz w:val="21"/>
+        </w:rPr>
+        <w:t xml:space="preserve">1. </w:t>
+      </w:r>
+      <w:r>
+        <w:rPr>
+          <w:rFonts w:ascii="微软雅黑" w:hAnsi="微软雅黑" w:eastAsia="微软雅黑"/>
+          <w:b/>
+          <w:i w:val="0"/>
+          <w:sz w:val="21"/>
+        </w:rPr>
+        <w:t>Q 表从"抄奖励"开始</w:t>
+      </w:r>
+      <w:r>
+        <w:rPr>
+          <w:rFonts w:ascii="微软雅黑" w:hAnsi="微软雅黑" w:eastAsia="微软雅黑"/>
+          <w:b w:val="0"/>
+          <w:i w:val="0"/>
+          <w:sz w:val="21"/>
+        </w:rPr>
+        <w:t>：初始全 0（仅"保持"动作预置 1e−6），第 1~5 步的 Q 值就是 0.12×奖励；第 6 步才第一次自举（见上面的手算）。"抄奖励"和"自举"的分界，在走查表里一眼可见。</w:t>
+      </w:r>
+    </w:p>
+    <w:p>
+      <w:pPr>
+        <w:spacing w:after="40"/>
+        <w:ind w:left="425"/>
+      </w:pPr>
+      <w:r>
+        <w:rPr>
+          <w:rFonts w:ascii="微软雅黑" w:hAnsi="微软雅黑" w:eastAsia="微软雅黑"/>
+          <w:b/>
+          <w:i w:val="0"/>
+          <w:color w:val="1F4E79"/>
+          <w:sz w:val="21"/>
+        </w:rPr>
+        <w:t xml:space="preserve">2. </w:t>
+      </w:r>
+      <w:r>
+        <w:rPr>
+          <w:rFonts w:ascii="微软雅黑" w:hAnsi="微软雅黑" w:eastAsia="微软雅黑"/>
+          <w:b/>
+          <w:i w:val="0"/>
+          <w:sz w:val="21"/>
+        </w:rPr>
+        <w:t>动作是目标不是命令</w:t>
+      </w:r>
+      <w:r>
+        <w:rPr>
+          <w:rFonts w:ascii="微软雅黑" w:hAnsi="微软雅黑" w:eastAsia="微软雅黑"/>
+          <w:b w:val="0"/>
+          <w:i w:val="0"/>
+          <w:sz w:val="21"/>
+        </w:rPr>
+        <w:t>：第 2 步目标 Kp=0.75×IMC（0.388），实际只施加 0.4657；第 4 步选"保持"后目标回到 0.5175，实际只走到 0.4611。执行层永远看不到突变，因为目标要经 ±10% 信任域逐步逼近：</w:t>
+      </w:r>
+    </w:p>
+    <w:p>
+      <w:pPr>
+        <w:ind w:left="283"/>
+      </w:pPr>
+      <w:r>
+        <w:rPr>
+          <w:rFonts w:ascii="Consolas" w:hAnsi="Consolas" w:eastAsia="微软雅黑"/>
+          <w:b w:val="0"/>
+          <w:i w:val="0"/>
+          <w:sz w:val="18"/>
+        </w:rPr>
+        <w:t># hvac_pid/ai_controllers.py:746-751 —— 目标经 ±10% 信任域逐步逼近</w:t>
+      </w:r>
+    </w:p>
+    <w:p>
+      <w:pPr>
+        <w:ind w:left="283"/>
+      </w:pPr>
+      <w:r>
+        <w:rPr>
+          <w:rFonts w:ascii="Consolas" w:hAnsi="Consolas" w:eastAsia="微软雅黑"/>
+          <w:b w:val="0"/>
+          <w:i w:val="0"/>
+          <w:sz w:val="18"/>
+        </w:rPr>
+        <w:t>target_scale = IncrementalRLController._actions[action]</w:t>
+      </w:r>
+    </w:p>
+    <w:p>
+      <w:pPr>
+        <w:ind w:left="283"/>
+      </w:pPr>
+      <w:r>
+        <w:rPr>
+          <w:rFonts w:ascii="Consolas" w:hAnsi="Consolas" w:eastAsia="微软雅黑"/>
+          <w:b w:val="0"/>
+          <w:i w:val="0"/>
+          <w:sz w:val="18"/>
+        </w:rPr>
+        <w:t>old_kp, old_ki = controller.kp, controller.ki</w:t>
+      </w:r>
+    </w:p>
+    <w:p>
+      <w:pPr>
+        <w:ind w:left="283"/>
+      </w:pPr>
+      <w:r>
+        <w:rPr>
+          <w:rFonts w:ascii="Consolas" w:hAnsi="Consolas" w:eastAsia="微软雅黑"/>
+          <w:b w:val="0"/>
+          <w:i w:val="0"/>
+          <w:sz w:val="18"/>
+        </w:rPr>
+        <w:t>target_kp = fallback_gains[0] * target_scale[0]</w:t>
+      </w:r>
+    </w:p>
+    <w:p>
+      <w:pPr>
+        <w:ind w:left="283"/>
+      </w:pPr>
+      <w:r>
+        <w:rPr>
+          <w:rFonts w:ascii="Consolas" w:hAnsi="Consolas" w:eastAsia="微软雅黑"/>
+          <w:b w:val="0"/>
+          <w:i w:val="0"/>
+          <w:sz w:val="18"/>
+        </w:rPr>
+        <w:t>target_ki = fallback_gains[1] * target_scale[1]</w:t>
+      </w:r>
+    </w:p>
+    <w:p>
+      <w:pPr>
+        <w:ind w:left="283"/>
+      </w:pPr>
+      <w:r>
+        <w:rPr>
+          <w:rFonts w:ascii="Consolas" w:hAnsi="Consolas" w:eastAsia="微软雅黑"/>
+          <w:b w:val="0"/>
+          <w:i w:val="0"/>
+          <w:sz w:val="18"/>
+        </w:rPr>
+        <w:t>controller.kp = float(np.clip(target_kp, old_kp * 0.90, old_kp * 1.10))</w:t>
+      </w:r>
+    </w:p>
+    <w:p>
+      <w:pPr>
+        <w:ind w:left="283"/>
+      </w:pPr>
+      <w:r>
+        <w:rPr>
+          <w:rFonts w:ascii="Consolas" w:hAnsi="Consolas" w:eastAsia="微软雅黑"/>
+          <w:b w:val="0"/>
+          <w:i w:val="0"/>
+          <w:sz w:val="18"/>
+        </w:rPr>
+        <w:t>controller.ki = float(np.clip(target_ki, old_ki * 0.90, old_ki * 1.10))</w:t>
+      </w:r>
+    </w:p>
+    <w:p>
+      <w:pPr>
+        <w:spacing w:after="40"/>
+        <w:ind w:left="425"/>
+      </w:pPr>
+      <w:r>
+        <w:rPr>
+          <w:rFonts w:ascii="微软雅黑" w:hAnsi="微软雅黑" w:eastAsia="微软雅黑"/>
+          <w:b/>
+          <w:i w:val="0"/>
+          <w:color w:val="1F4E79"/>
+          <w:sz w:val="21"/>
+        </w:rPr>
+        <w:t xml:space="preserve">3. </w:t>
+      </w:r>
+      <w:r>
+        <w:rPr>
+          <w:rFonts w:ascii="微软雅黑" w:hAnsi="微软雅黑" w:eastAsia="微软雅黑"/>
+          <w:b/>
+          <w:i w:val="0"/>
+          <w:sz w:val="21"/>
+        </w:rPr>
+        <w:t>探索也出不了安全圈</w:t>
+      </w:r>
+      <w:r>
+        <w:rPr>
+          <w:rFonts w:ascii="微软雅黑" w:hAnsi="微软雅黑" w:eastAsia="微软雅黑"/>
+          <w:b w:val="0"/>
+          <w:i w:val="0"/>
+          <w:sz w:val="21"/>
+        </w:rPr>
+        <w:t>：偏冷状态只有 4 档可选，前 3 步必是随机探索（贪心只会选预置 1e−6 的"保持"），但随机只能在白名单里随机。</w:t>
+      </w:r>
+    </w:p>
+    <w:p>
+      <w:pPr>
+        <w:spacing w:after="80"/>
+      </w:pPr>
+      <w:r>
+        <w:rPr>
+          <w:rFonts w:ascii="微软雅黑" w:hAnsi="微软雅黑" w:eastAsia="微软雅黑"/>
+          <w:b/>
+          <w:i w:val="0"/>
+          <w:sz w:val="21"/>
+        </w:rPr>
+        <w:t>假设说明</w:t>
+      </w:r>
+      <w:r>
+        <w:rPr>
+          <w:rFonts w:ascii="微软雅黑" w:hAnsi="微软雅黑" w:eastAsia="微软雅黑"/>
+          <w:b w:val="0"/>
+          <w:i w:val="0"/>
+          <w:sz w:val="21"/>
+        </w:rPr>
+        <w:t>：α=0.12——奖励里混着场景随机性、传感器噪声（σ=0.04 °C）和探索动作，小步长相当于对每个格子约 8 次近期更新做平均，防止单条噪声改写整表；γ=0.94——有效视野 ≈ 1/(1−γ) ≈ 17 步 ≈ 83 min，刻意短于 240 min 整回合，让 Q 只回答"近期局部能不能改善"，回避长程 credit assignment；ε 从 0.25 线性退火到 0.03——先覆盖 75 格、后收敛，末值保留少量探索防过早锁死。这三个值在 v3 封存运行中固定未再调优；以上为与代码行为一致的工程解释。</w:t>
+      </w:r>
+    </w:p>
+    <w:p>
+      <w:pPr>
+        <w:spacing w:after="80"/>
+      </w:pPr>
+      <w:r>
+        <w:rPr>
+          <w:rFonts w:ascii="微软雅黑" w:hAnsi="微软雅黑" w:eastAsia="微软雅黑"/>
+          <w:b/>
+          <w:i w:val="0"/>
+          <w:sz w:val="21"/>
+        </w:rPr>
+        <w:t>从一步到全局：Q 表的演化</w:t>
+      </w:r>
+      <w:r>
+        <w:rPr>
+          <w:rFonts w:ascii="微软雅黑" w:hAnsi="微软雅黑" w:eastAsia="微软雅黑"/>
+          <w:b w:val="0"/>
+          <w:i w:val="0"/>
+          <w:sz w:val="21"/>
+        </w:rPr>
+        <w:t>。上面只看了 6 步；把 36000 条转移全部重放，就能像价值迭代的"第 0/1/3/6 轮价值表"一样，看 Q 表随回合长大的全过程。</w:t>
+      </w:r>
+    </w:p>
+    <w:p>
+      <w:pPr>
+        <w:jc w:val="center"/>
+      </w:pPr>
+      <w:r>
+        <w:drawing>
+          <wp:inline xmlns:a="http://schemas.openxmlformats.org/drawingml/2006/main" xmlns:pic="http://schemas.openxmlformats.org/drawingml/2006/picture">
+            <wp:extent cx="5580000" cy="4719086"/>
+            <wp:docPr id="4" name="Picture 4"/>
+            <wp:cNvGraphicFramePr>
+              <a:graphicFrameLocks noChangeAspect="1"/>
+            </wp:cNvGraphicFramePr>
+            <a:graphic>
+              <a:graphicData uri="http://schemas.openxmlformats.org/drawingml/2006/picture">
+                <pic:pic>
+                  <pic:nvPicPr>
+                    <pic:cNvPr id="0" name="fig_rl_q_evolution.png"/>
+                    <pic:cNvPicPr/>
+                  </pic:nvPicPr>
+                  <pic:blipFill>
+                    <a:blip r:embed="rId12"/>
+                    <a:stretch>
+                      <a:fillRect/>
+                    </a:stretch>
+                  </pic:blipFill>
+                  <pic:spPr>
+                    <a:xfrm>
+                      <a:off x="0" y="0"/>
+                      <a:ext cx="5580000" cy="4719086"/>
+                    </a:xfrm>
+                    <a:prstGeom prst="rect"/>
+                  </pic:spPr>
+                </pic:pic>
+              </a:graphicData>
+            </a:graphic>
+          </wp:inline>
+        </w:drawing>
+      </w:r>
+    </w:p>
+    <w:p>
+      <w:pPr>
+        <w:jc w:val="center"/>
+      </w:pPr>
+      <w:r>
+        <w:rPr>
+          <w:rFonts w:ascii="微软雅黑" w:hAnsi="微软雅黑" w:eastAsia="微软雅黑"/>
+          <w:b w:val="0"/>
+          <w:i w:val="0"/>
+          <w:color w:val="595959"/>
+          <w:sz w:val="18"/>
+        </w:rPr>
+        <w:t>图 9-1 RL Q 值演化</w:t>
+      </w:r>
+    </w:p>
+    <w:p>
+      <w:pPr>
+        <w:spacing w:after="40"/>
+        <w:ind w:left="340"/>
+      </w:pPr>
+      <w:r>
+        <w:rPr>
+          <w:rFonts w:ascii="微软雅黑" w:hAnsi="微软雅黑" w:eastAsia="微软雅黑"/>
+          <w:b/>
+          <w:i w:val="0"/>
+          <w:color w:val="595959"/>
+          <w:sz w:val="19"/>
+        </w:rPr>
+        <w:t>看哪里</w:t>
+      </w:r>
+      <w:r>
+        <w:rPr>
+          <w:rFonts w:ascii="微软雅黑" w:hAnsi="微软雅黑" w:eastAsia="微软雅黑"/>
+          <w:b w:val="0"/>
+          <w:i w:val="0"/>
+          <w:color w:val="595959"/>
+          <w:sz w:val="19"/>
+        </w:rPr>
+        <w:t>：(a) 高频状态（带内+平稳+部分负荷）的 9 个动作 Q 值随回合的演化，虚线标出热状态覆盖打满（第 42 回合）、最佳检查点（第 450 回合）、ε 触底（第 661 回合）；(b) 全表 675 项中被更新过的条目数与每回合平均 |TD 误差|。</w:t>
+      </w:r>
+    </w:p>
+    <w:p>
+      <w:pPr>
+        <w:spacing w:after="40"/>
+        <w:ind w:left="340"/>
+      </w:pPr>
+      <w:r>
+        <w:rPr>
+          <w:rFonts w:ascii="微软雅黑" w:hAnsi="微软雅黑" w:eastAsia="微软雅黑"/>
+          <w:b/>
+          <w:i w:val="0"/>
+          <w:color w:val="595959"/>
+          <w:sz w:val="19"/>
+        </w:rPr>
+        <w:t>发生了什么</w:t>
+      </w:r>
+      <w:r>
+        <w:rPr>
+          <w:rFonts w:ascii="微软雅黑" w:hAnsi="微软雅黑" w:eastAsia="微软雅黑"/>
+          <w:b w:val="0"/>
+          <w:i w:val="0"/>
+          <w:color w:val="595959"/>
+          <w:sz w:val="19"/>
+        </w:rPr>
+        <w:t>：9 条 Q 曲线先一起"抄奖励"下沉，约 200 回合后彼此分化；覆盖从第 1 回合的 5 项涨到 303/675（其中 120 项因安全屏蔽结构性不可达）；|TD| 滑动平均持续收窄。</w:t>
+      </w:r>
+    </w:p>
+    <w:p>
+      <w:pPr>
+        <w:spacing w:after="40"/>
+        <w:ind w:left="340"/>
+      </w:pPr>
+      <w:r>
+        <w:rPr>
+          <w:rFonts w:ascii="微软雅黑" w:hAnsi="微软雅黑" w:eastAsia="微软雅黑"/>
+          <w:b/>
+          <w:i w:val="0"/>
+          <w:color w:val="595959"/>
+          <w:sz w:val="19"/>
+        </w:rPr>
+        <w:t>这说明什么</w:t>
+      </w:r>
+      <w:r>
+        <w:rPr>
+          <w:rFonts w:ascii="微软雅黑" w:hAnsi="微软雅黑" w:eastAsia="微软雅黑"/>
+          <w:b w:val="0"/>
+          <w:i w:val="0"/>
+          <w:color w:val="595959"/>
+          <w:sz w:val="19"/>
+        </w:rPr>
+        <w:t>：曲线分化意味着同一格子里不同动作的长期后果被区分开了——Q 从"抄奖励"变成了"做预测"；覆盖停在 303/675 是安全屏蔽下的刻意保守，不是训练失败。</w:t>
+      </w:r>
+    </w:p>
+    <w:p>
+      <w:pPr>
+        <w:jc w:val="center"/>
+      </w:pPr>
+      <w:r>
+        <w:drawing>
+          <wp:inline xmlns:a="http://schemas.openxmlformats.org/drawingml/2006/main" xmlns:pic="http://schemas.openxmlformats.org/drawingml/2006/picture">
+            <wp:extent cx="5580000" cy="6106693"/>
+            <wp:docPr id="5" name="Picture 5"/>
+            <wp:cNvGraphicFramePr>
+              <a:graphicFrameLocks noChangeAspect="1"/>
+            </wp:cNvGraphicFramePr>
+            <a:graphic>
+              <a:graphicData uri="http://schemas.openxmlformats.org/drawingml/2006/picture">
+                <pic:pic>
+                  <pic:nvPicPr>
+                    <pic:cNvPr id="0" name="fig_rl_policy_snapshots.png"/>
+                    <pic:cNvPicPr/>
+                  </pic:nvPicPr>
+                  <pic:blipFill>
+                    <a:blip r:embed="rId13"/>
+                    <a:stretch>
+                      <a:fillRect/>
+                    </a:stretch>
+                  </pic:blipFill>
+                  <pic:spPr>
+                    <a:xfrm>
+                      <a:off x="0" y="0"/>
+                      <a:ext cx="5580000" cy="6106693"/>
+                    </a:xfrm>
+                    <a:prstGeom prst="rect"/>
+                  </pic:spPr>
+                </pic:pic>
+              </a:graphicData>
+            </a:graphic>
+          </wp:inline>
+        </w:drawing>
+      </w:r>
+    </w:p>
+    <w:p>
+      <w:pPr>
+        <w:jc w:val="center"/>
+      </w:pPr>
+      <w:r>
+        <w:rPr>
+          <w:rFonts w:ascii="微软雅黑" w:hAnsi="微软雅黑" w:eastAsia="微软雅黑"/>
+          <w:b w:val="0"/>
+          <w:i w:val="0"/>
+          <w:color w:val="595959"/>
+          <w:sz w:val="18"/>
+        </w:rPr>
+        <w:t>图 9-2 RL 贪心策略快照</w:t>
+      </w:r>
+    </w:p>
+    <w:p>
+      <w:pPr>
+        <w:spacing w:after="40"/>
+        <w:ind w:left="340"/>
+      </w:pPr>
+      <w:r>
+        <w:rPr>
+          <w:rFonts w:ascii="微软雅黑" w:hAnsi="微软雅黑" w:eastAsia="微软雅黑"/>
+          <w:b/>
+          <w:i w:val="0"/>
+          <w:color w:val="595959"/>
+          <w:sz w:val="19"/>
+        </w:rPr>
+        <w:t>看哪里</w:t>
+      </w:r>
+      <w:r>
+        <w:rPr>
+          <w:rFonts w:ascii="微软雅黑" w:hAnsi="微软雅黑" w:eastAsia="微软雅黑"/>
+          <w:b w:val="0"/>
+          <w:i w:val="0"/>
+          <w:color w:val="595959"/>
+          <w:sz w:val="19"/>
+        </w:rPr>
+        <w:t>：四张 5×5 网格（行=ė 档、列=e 档，取部分负荷容量档），每格写该格当前贪心动作的 (Kp, Ki) 目标×IMC，灰色 = 还没到访。左三张是第 1 / 50 / 450 回合的训练快照，右下是最终部署表。</w:t>
+      </w:r>
+    </w:p>
+    <w:p>
+      <w:pPr>
+        <w:spacing w:after="40"/>
+        <w:ind w:left="340"/>
+      </w:pPr>
+      <w:r>
+        <w:rPr>
+          <w:rFonts w:ascii="微软雅黑" w:hAnsi="微软雅黑" w:eastAsia="微软雅黑"/>
+          <w:b/>
+          <w:i w:val="0"/>
+          <w:color w:val="595959"/>
+          <w:sz w:val="19"/>
+        </w:rPr>
+        <w:t>发生了什么</w:t>
+      </w:r>
+      <w:r>
+        <w:rPr>
+          <w:rFonts w:ascii="微软雅黑" w:hAnsi="微软雅黑" w:eastAsia="微软雅黑"/>
+          <w:b w:val="0"/>
+          <w:i w:val="0"/>
+          <w:color w:val="595959"/>
+          <w:sz w:val="19"/>
+        </w:rPr>
+        <w:t>：第 1 回合大多数格子还是灰色；第 50 回合到访格子各奔东西；第 450 回合偏热两列聚出"1.30 积极升 Kp"的结构。而右下部署表几乎是均匀的"1.00·1.00（保持 IMC）"，只有偏热两列换成"0.75·1.30"。</w:t>
+      </w:r>
+    </w:p>
+    <w:p>
+      <w:pPr>
+        <w:spacing w:after="40"/>
+        <w:ind w:left="340"/>
+      </w:pPr>
+      <w:r>
+        <w:rPr>
+          <w:rFonts w:ascii="微软雅黑" w:hAnsi="微软雅黑" w:eastAsia="微软雅黑"/>
+          <w:b/>
+          <w:i w:val="0"/>
+          <w:color w:val="595959"/>
+          <w:sz w:val="19"/>
+        </w:rPr>
+        <w:t>这说明什么</w:t>
+      </w:r>
+      <w:r>
+        <w:rPr>
+          <w:rFonts w:ascii="微软雅黑" w:hAnsi="微软雅黑" w:eastAsia="微软雅黑"/>
+          <w:b w:val="0"/>
+          <w:i w:val="0"/>
+          <w:color w:val="595959"/>
+          <w:sz w:val="19"/>
+        </w:rPr>
+        <w:t>：学到的检查点输给了保守 bootstrap——策略族选择在同种子验证对比中选中了后者。这张图就是"上面热闹的学习"与"实际部署的保守策略"之间的全部距离；差在哪、为什么，下一节自己动手验证。</w:t>
+      </w:r>
+    </w:p>
+    <w:p>
+      <w:pPr>
+        <w:spacing w:before="200" w:after="80"/>
+      </w:pPr>
+      <w:r>
+        <w:rPr>
+          <w:rFonts w:ascii="微软雅黑" w:hAnsi="微软雅黑" w:eastAsia="微软雅黑"/>
+          <w:b/>
+          <w:i w:val="0"/>
+          <w:color w:val="1F4E79"/>
+          <w:sz w:val="30"/>
+        </w:rPr>
+        <w:t>自己动手验证</w:t>
+      </w:r>
+    </w:p>
+    <w:p>
+      <w:pPr>
+        <w:spacing w:after="80"/>
+      </w:pPr>
+      <w:r>
+        <w:rPr>
+          <w:rFonts w:ascii="微软雅黑" w:hAnsi="微软雅黑" w:eastAsia="微软雅黑"/>
+          <w:b w:val="0"/>
+          <w:i w:val="0"/>
+          <w:sz w:val="21"/>
+        </w:rPr>
+        <w:t>上一节说了两个可检验的承诺：走查数字对得上、Q 表可以重建。这里给你三个不用跑训练就能做的检查，数据全在封存文件里。</w:t>
+      </w:r>
+    </w:p>
+    <w:p>
+      <w:pPr>
+        <w:spacing w:after="80"/>
+      </w:pPr>
+      <w:r>
+        <w:rPr>
+          <w:rFonts w:ascii="微软雅黑" w:hAnsi="微软雅黑" w:eastAsia="微软雅黑"/>
+          <w:b/>
+          <w:i w:val="0"/>
+          <w:sz w:val="21"/>
+        </w:rPr>
+        <w:t>① 核对任意一步走查</w:t>
+      </w:r>
+      <w:r>
+        <w:rPr>
+          <w:rFonts w:ascii="微软雅黑" w:hAnsi="微软雅黑" w:eastAsia="微软雅黑"/>
+          <w:b w:val="0"/>
+          <w:i w:val="0"/>
+          <w:sz w:val="21"/>
+        </w:rPr>
+        <w:t>（一行 pandas）：</w:t>
+      </w:r>
+    </w:p>
+    <w:p>
+      <w:pPr>
+        <w:ind w:left="283"/>
+      </w:pPr>
+      <w:r>
+        <w:rPr>
+          <w:rFonts w:ascii="Consolas" w:hAnsi="Consolas" w:eastAsia="微软雅黑"/>
+          <w:b w:val="0"/>
+          <w:i w:val="0"/>
+          <w:sz w:val="18"/>
+        </w:rPr>
+        <w:t>import pandas as pd</w:t>
+      </w:r>
+    </w:p>
+    <w:p>
+      <w:pPr>
+        <w:ind w:left="283"/>
+      </w:pPr>
+      <w:r>
+        <w:rPr>
+          <w:rFonts w:ascii="Consolas" w:hAnsi="Consolas" w:eastAsia="微软雅黑"/>
+          <w:b w:val="0"/>
+          <w:i w:val="0"/>
+          <w:sz w:val="18"/>
+        </w:rPr>
+        <w:t>rows = pd.read_csv("archive/outputs_review_v3/rl_training_transitions.csv")</w:t>
+      </w:r>
+    </w:p>
+    <w:p>
+      <w:pPr>
+        <w:ind w:left="283"/>
+      </w:pPr>
+      <w:r>
+        <w:rPr>
+          <w:rFonts w:ascii="Consolas" w:hAnsi="Consolas" w:eastAsia="微软雅黑"/>
+          <w:b w:val="0"/>
+          <w:i w:val="0"/>
+          <w:sz w:val="18"/>
+        </w:rPr>
+        <w:t>print(rows[(rows.episode == 1) &amp; (rows.decision.isin([1, 5, 6, 48]))]</w:t>
+      </w:r>
+    </w:p>
+    <w:p>
+      <w:pPr>
+        <w:ind w:left="283"/>
+      </w:pPr>
+      <w:r>
+        <w:rPr>
+          <w:rFonts w:ascii="Consolas" w:hAnsi="Consolas" w:eastAsia="微软雅黑"/>
+          <w:b w:val="0"/>
+          <w:i w:val="0"/>
+          <w:sz w:val="18"/>
+        </w:rPr>
+        <w:t xml:space="preserve">      [["state_error_bin", "state_delta_bin", "state_command_bin", "action",</w:t>
+      </w:r>
+    </w:p>
+    <w:p>
+      <w:pPr>
+        <w:ind w:left="283"/>
+      </w:pPr>
+      <w:r>
+        <w:rPr>
+          <w:rFonts w:ascii="Consolas" w:hAnsi="Consolas" w:eastAsia="微软雅黑"/>
+          <w:b w:val="0"/>
+          <w:i w:val="0"/>
+          <w:sz w:val="18"/>
+        </w:rPr>
+        <w:t xml:space="preserve">        "reward", "td_error"]])</w:t>
+      </w:r>
+    </w:p>
+    <w:p>
+      <w:pPr>
+        <w:spacing w:after="80"/>
+      </w:pPr>
+      <w:r>
+        <w:rPr>
+          <w:rFonts w:ascii="微软雅黑" w:hAnsi="微软雅黑" w:eastAsia="微软雅黑"/>
+          <w:b w:val="0"/>
+          <w:i w:val="0"/>
+          <w:sz w:val="21"/>
+        </w:rPr>
+        <w:t>输出的落格、动作、奖励应与上文走查表逐格一致。</w:t>
+      </w:r>
+    </w:p>
+    <w:p>
+      <w:pPr>
+        <w:spacing w:after="80"/>
+      </w:pPr>
+      <w:r>
+        <w:rPr>
+          <w:rFonts w:ascii="微软雅黑" w:hAnsi="微软雅黑" w:eastAsia="微软雅黑"/>
+          <w:b/>
+          <w:i w:val="0"/>
+          <w:sz w:val="21"/>
+        </w:rPr>
+        <w:t>② 末步终端检查</w:t>
+      </w:r>
+      <w:r>
+        <w:rPr>
+          <w:rFonts w:ascii="微软雅黑" w:hAnsi="微软雅黑" w:eastAsia="微软雅黑"/>
+          <w:b w:val="0"/>
+          <w:i w:val="0"/>
+          <w:sz w:val="21"/>
+        </w:rPr>
+        <w:t xml:space="preserve">：第 48 步是本回合最后一个决策，回合结束后没有"下一步"，所以 TD 目标只含奖励、不含自举项（上面第三段代码的三元表达式）。CSV 里第 48 步奖励 −0.2855、td −0.1747，倒推 Q 更新前值 = 目标 − td = −0.2855 − (−0.1747) = </w:t>
+      </w:r>
+      <w:r>
+        <w:rPr>
+          <w:rFonts w:ascii="微软雅黑" w:hAnsi="微软雅黑" w:eastAsia="微软雅黑"/>
+          <w:b/>
+          <w:i w:val="0"/>
+          <w:sz w:val="21"/>
+        </w:rPr>
+        <w:t>−0.1108</w:t>
+      </w:r>
+      <w:r>
+        <w:rPr>
+          <w:rFonts w:ascii="微软雅黑" w:hAnsi="微软雅黑" w:eastAsia="微软雅黑"/>
+          <w:b w:val="0"/>
+          <w:i w:val="0"/>
+          <w:sz w:val="21"/>
+        </w:rPr>
+        <w:t>——是负的，且 |−0.1108| &lt; |−0.2855|：奖励恒负决定 Q 恒负，但反复经过"好格子"的更新把它抬得比单步奖励温和。</w:t>
+      </w:r>
+    </w:p>
+    <w:p>
+      <w:pPr>
+        <w:spacing w:after="80"/>
+      </w:pPr>
+      <w:r>
+        <w:rPr>
+          <w:rFonts w:ascii="微软雅黑" w:hAnsi="微软雅黑" w:eastAsia="微软雅黑"/>
+          <w:b/>
+          <w:i w:val="0"/>
+          <w:sz w:val="21"/>
+        </w:rPr>
+        <w:t>③ 整表复现：把诚实版本写在前面</w:t>
+      </w:r>
+      <w:r>
+        <w:rPr>
+          <w:rFonts w:ascii="微软雅黑" w:hAnsi="微软雅黑" w:eastAsia="微软雅黑"/>
+          <w:b w:val="0"/>
+          <w:i w:val="0"/>
+          <w:sz w:val="21"/>
+        </w:rPr>
+        <w:t>。用 α=0.12、γ=0.94 对全部 36000 条转移逐行重放（含 ② 的终端处理），结果是：</w:t>
+      </w:r>
+    </w:p>
+    <w:p>
+      <w:pPr>
+        <w:spacing w:after="40"/>
+        <w:ind w:left="425"/>
+      </w:pPr>
+      <w:r>
+        <w:rPr>
+          <w:rFonts w:ascii="微软雅黑" w:hAnsi="微软雅黑" w:eastAsia="微软雅黑"/>
+          <w:b w:val="0"/>
+          <w:i w:val="0"/>
+          <w:color w:val="1F4E79"/>
+          <w:sz w:val="21"/>
+        </w:rPr>
+        <w:t xml:space="preserve">•  </w:t>
+      </w:r>
+      <w:r>
+        <w:rPr>
+          <w:rFonts w:ascii="微软雅黑" w:hAnsi="微软雅黑" w:eastAsia="微软雅黑"/>
+          <w:b w:val="0"/>
+          <w:i w:val="0"/>
+          <w:sz w:val="21"/>
+        </w:rPr>
+        <w:t xml:space="preserve">36000 条 td_error </w:t>
+      </w:r>
+      <w:r>
+        <w:rPr>
+          <w:rFonts w:ascii="微软雅黑" w:hAnsi="微软雅黑" w:eastAsia="微软雅黑"/>
+          <w:b/>
+          <w:i w:val="0"/>
+          <w:sz w:val="21"/>
+        </w:rPr>
+        <w:t>逐条一致（36000/36000）</w:t>
+      </w:r>
+      <w:r>
+        <w:rPr>
+          <w:rFonts w:ascii="微软雅黑" w:hAnsi="微软雅黑" w:eastAsia="微软雅黑"/>
+          <w:b w:val="0"/>
+          <w:i w:val="0"/>
+          <w:sz w:val="21"/>
+        </w:rPr>
+        <w:t>——训练轨迹本身可以从公开 CSV 完整重建；</w:t>
+      </w:r>
+    </w:p>
+    <w:p>
+      <w:pPr>
+        <w:spacing w:after="40"/>
+        <w:ind w:left="425"/>
+      </w:pPr>
+      <w:r>
+        <w:rPr>
+          <w:rFonts w:ascii="微软雅黑" w:hAnsi="微软雅黑" w:eastAsia="微软雅黑"/>
+          <w:b w:val="0"/>
+          <w:i w:val="0"/>
+          <w:color w:val="1F4E79"/>
+          <w:sz w:val="21"/>
+        </w:rPr>
+        <w:t xml:space="preserve">•  </w:t>
+      </w:r>
+      <w:r>
+        <w:rPr>
+          <w:rFonts w:ascii="微软雅黑" w:hAnsi="微软雅黑" w:eastAsia="微软雅黑"/>
+          <w:b w:val="0"/>
+          <w:i w:val="0"/>
+          <w:sz w:val="21"/>
+        </w:rPr>
+        <w:t xml:space="preserve">但重放到第 750 回合的"学到的 Q 表"与封存 </w:t>
+      </w:r>
+      <w:r>
+        <w:rPr>
+          <w:rFonts w:ascii="Consolas" w:hAnsi="Consolas" w:eastAsia="微软雅黑"/>
+          <w:b w:val="0"/>
+          <w:i w:val="0"/>
+          <w:color w:val="A31515"/>
+          <w:sz w:val="19"/>
+        </w:rPr>
+        <w:t>rl_q_table.npy</w:t>
+      </w:r>
+      <w:r>
+        <w:rPr>
+          <w:rFonts w:ascii="微软雅黑" w:hAnsi="微软雅黑" w:eastAsia="微软雅黑"/>
+          <w:b w:val="0"/>
+          <w:i w:val="0"/>
+          <w:sz w:val="21"/>
+        </w:rPr>
+        <w:t xml:space="preserve"> </w:t>
+      </w:r>
+      <w:r>
+        <w:rPr>
+          <w:rFonts w:ascii="微软雅黑" w:hAnsi="微软雅黑" w:eastAsia="微软雅黑"/>
+          <w:b/>
+          <w:i w:val="0"/>
+          <w:sz w:val="21"/>
+        </w:rPr>
+        <w:t>并不相等</w:t>
+      </w:r>
+      <w:r>
+        <w:rPr>
+          <w:rFonts w:ascii="微软雅黑" w:hAnsi="微软雅黑" w:eastAsia="微软雅黑"/>
+          <w:b w:val="0"/>
+          <w:i w:val="0"/>
+          <w:sz w:val="21"/>
+        </w:rPr>
+        <w:t>（最大差 54.6，argmax 仅 28% 一致）；</w:t>
+      </w:r>
+    </w:p>
+    <w:p>
+      <w:pPr>
+        <w:spacing w:after="40"/>
+        <w:ind w:left="425"/>
+      </w:pPr>
+      <w:r>
+        <w:rPr>
+          <w:rFonts w:ascii="微软雅黑" w:hAnsi="微软雅黑" w:eastAsia="微软雅黑"/>
+          <w:b w:val="0"/>
+          <w:i w:val="0"/>
+          <w:color w:val="1F4E79"/>
+          <w:sz w:val="21"/>
+        </w:rPr>
+        <w:t xml:space="preserve">•  </w:t>
+      </w:r>
+      <w:r>
+        <w:rPr>
+          <w:rFonts w:ascii="微软雅黑" w:hAnsi="微软雅黑" w:eastAsia="微软雅黑"/>
+          <w:b w:val="0"/>
+          <w:i w:val="0"/>
+          <w:sz w:val="21"/>
+        </w:rPr>
+        <w:t>原因不是复现失败，而是封存表本来就不是学到的表：</w:t>
+      </w:r>
+      <w:r>
+        <w:rPr>
+          <w:rFonts w:ascii="Consolas" w:hAnsi="Consolas" w:eastAsia="微软雅黑"/>
+          <w:b w:val="0"/>
+          <w:i w:val="0"/>
+          <w:color w:val="A31515"/>
+          <w:sz w:val="19"/>
+        </w:rPr>
+        <w:t>rl_q_table.npy</w:t>
+      </w:r>
+      <w:r>
+        <w:rPr>
+          <w:rFonts w:ascii="微软雅黑" w:hAnsi="微软雅黑" w:eastAsia="微软雅黑"/>
+          <w:b w:val="0"/>
+          <w:i w:val="0"/>
+          <w:sz w:val="21"/>
+        </w:rPr>
+        <w:t xml:space="preserve"> 与三行构造式</w:t>
+      </w:r>
+      <w:r>
+        <w:rPr>
+          <w:rFonts w:ascii="微软雅黑" w:hAnsi="微软雅黑" w:eastAsia="微软雅黑"/>
+          <w:b/>
+          <w:i w:val="0"/>
+          <w:sz w:val="21"/>
+        </w:rPr>
+        <w:t>逐元素精确相等</w:t>
+      </w:r>
+      <w:r>
+        <w:rPr>
+          <w:rFonts w:ascii="微软雅黑" w:hAnsi="微软雅黑" w:eastAsia="微软雅黑"/>
+          <w:b w:val="0"/>
+          <w:i w:val="0"/>
+          <w:sz w:val="21"/>
+        </w:rPr>
+        <w:t>（</w:t>
+      </w:r>
+      <w:r>
+        <w:rPr>
+          <w:rFonts w:ascii="Consolas" w:hAnsi="Consolas" w:eastAsia="微软雅黑"/>
+          <w:b w:val="0"/>
+          <w:i w:val="0"/>
+          <w:color w:val="A31515"/>
+          <w:sz w:val="19"/>
+        </w:rPr>
+        <w:t>np.array_equal</w:t>
+      </w:r>
+      <w:r>
+        <w:rPr>
+          <w:rFonts w:ascii="微软雅黑" w:hAnsi="微软雅黑" w:eastAsia="微软雅黑"/>
+          <w:b w:val="0"/>
+          <w:i w:val="0"/>
+          <w:sz w:val="21"/>
+        </w:rPr>
+        <w:t xml:space="preserve"> 为 True）——</w:t>
+      </w:r>
+    </w:p>
+    <w:p>
+      <w:pPr>
+        <w:ind w:left="283"/>
+      </w:pPr>
+      <w:r>
+        <w:rPr>
+          <w:rFonts w:ascii="Consolas" w:hAnsi="Consolas" w:eastAsia="微软雅黑"/>
+          <w:b w:val="0"/>
+          <w:i w:val="0"/>
+          <w:sz w:val="18"/>
+        </w:rPr>
+        <w:t>boot = np.zeros((5, 5, 3, 9))</w:t>
+      </w:r>
+    </w:p>
+    <w:p>
+      <w:pPr>
+        <w:ind w:left="283"/>
+      </w:pPr>
+      <w:r>
+        <w:rPr>
+          <w:rFonts w:ascii="Consolas" w:hAnsi="Consolas" w:eastAsia="微软雅黑"/>
+          <w:b w:val="0"/>
+          <w:i w:val="0"/>
+          <w:sz w:val="18"/>
+        </w:rPr>
+        <w:t>boot[:, :, :, 4] = 1.0     # 其余全部"保持 IMC"（动作 4）</w:t>
+      </w:r>
+    </w:p>
+    <w:p>
+      <w:pPr>
+        <w:ind w:left="283"/>
+      </w:pPr>
+      <w:r>
+        <w:rPr>
+          <w:rFonts w:ascii="Consolas" w:hAnsi="Consolas" w:eastAsia="微软雅黑"/>
+          <w:b w:val="0"/>
+          <w:i w:val="0"/>
+          <w:sz w:val="18"/>
+        </w:rPr>
+        <w:t>boot[3:, :, :, 2] = 2.0    # 偏热两行换成动作 2（降 Kp、升 Ki）</w:t>
+      </w:r>
+    </w:p>
+    <w:p>
+      <w:pPr>
+        <w:spacing w:after="40"/>
+        <w:ind w:left="425"/>
+      </w:pPr>
+      <w:r>
+        <w:rPr>
+          <w:rFonts w:ascii="微软雅黑" w:hAnsi="微软雅黑" w:eastAsia="微软雅黑"/>
+          <w:b w:val="0"/>
+          <w:i w:val="0"/>
+          <w:color w:val="1F4E79"/>
+          <w:sz w:val="21"/>
+        </w:rPr>
+        <w:t xml:space="preserve">•  </w:t>
+      </w:r>
+      <w:r>
+        <w:rPr>
+          <w:rFonts w:ascii="微软雅黑" w:hAnsi="微软雅黑" w:eastAsia="微软雅黑"/>
+          <w:b w:val="0"/>
+          <w:i w:val="0"/>
+          <w:sz w:val="21"/>
+        </w:rPr>
+        <w:t xml:space="preserve">这是 SPIBB 风格的策略族选择在起作用：训练出的最佳检查点必须与保守 bootstrap 族在同种子（40_000 系列）验证对比中竞争，两次封存运行（v3、v4）都选中了 </w:t>
+      </w:r>
+      <w:r>
+        <w:rPr>
+          <w:rFonts w:ascii="Consolas" w:hAnsi="Consolas" w:eastAsia="微软雅黑"/>
+          <w:b w:val="0"/>
+          <w:i w:val="0"/>
+          <w:color w:val="A31515"/>
+          <w:sz w:val="19"/>
+        </w:rPr>
+        <w:t>baseline_bootstrap_hot_bin_3</w:t>
+      </w:r>
+      <w:r>
+        <w:rPr>
+          <w:rFonts w:ascii="微软雅黑" w:hAnsi="微软雅黑" w:eastAsia="微软雅黑"/>
+          <w:b w:val="0"/>
+          <w:i w:val="0"/>
+          <w:sz w:val="21"/>
+        </w:rPr>
+        <w:t>（</w:t>
+      </w:r>
+      <w:r>
+        <w:rPr>
+          <w:rFonts w:ascii="Consolas" w:hAnsi="Consolas" w:eastAsia="微软雅黑"/>
+          <w:b w:val="0"/>
+          <w:i w:val="0"/>
+          <w:color w:val="A31515"/>
+          <w:sz w:val="19"/>
+        </w:rPr>
+        <w:t>rl_training_history.csv</w:t>
+      </w:r>
+      <w:r>
+        <w:rPr>
+          <w:rFonts w:ascii="微软雅黑" w:hAnsi="微软雅黑" w:eastAsia="微软雅黑"/>
+          <w:b w:val="0"/>
+          <w:i w:val="0"/>
+          <w:sz w:val="21"/>
+        </w:rPr>
+        <w:t xml:space="preserve"> 末行 </w:t>
+      </w:r>
+      <w:r>
+        <w:rPr>
+          <w:rFonts w:ascii="Consolas" w:hAnsi="Consolas" w:eastAsia="微软雅黑"/>
+          <w:b w:val="0"/>
+          <w:i w:val="0"/>
+          <w:color w:val="A31515"/>
+          <w:sz w:val="19"/>
+        </w:rPr>
+        <w:t>selected_policy_family</w:t>
+      </w:r>
+      <w:r>
+        <w:rPr>
+          <w:rFonts w:ascii="微软雅黑" w:hAnsi="微软雅黑" w:eastAsia="微软雅黑"/>
+          <w:b w:val="0"/>
+          <w:i w:val="0"/>
+          <w:sz w:val="21"/>
+        </w:rPr>
+        <w:t xml:space="preserve">）。同种子可比的数字是：bootstrap </w:t>
+      </w:r>
+      <w:r>
+        <w:rPr>
+          <w:rFonts w:ascii="微软雅黑" w:hAnsi="微软雅黑" w:eastAsia="微软雅黑"/>
+          <w:b/>
+          <w:i w:val="0"/>
+          <w:sz w:val="21"/>
+        </w:rPr>
+        <w:t>31.95</w:t>
+      </w:r>
+      <w:r>
+        <w:rPr>
+          <w:rFonts w:ascii="微软雅黑" w:hAnsi="微软雅黑" w:eastAsia="微软雅黑"/>
+          <w:b w:val="0"/>
+          <w:i w:val="0"/>
+          <w:sz w:val="21"/>
+        </w:rPr>
+        <w:t xml:space="preserve"> &lt; IMC 基线 </w:t>
+      </w:r>
+      <w:r>
+        <w:rPr>
+          <w:rFonts w:ascii="微软雅黑" w:hAnsi="微软雅黑" w:eastAsia="微软雅黑"/>
+          <w:b/>
+          <w:i w:val="0"/>
+          <w:sz w:val="21"/>
+        </w:rPr>
+        <w:t>32.91</w:t>
+      </w:r>
+      <w:r>
+        <w:rPr>
+          <w:rFonts w:ascii="微软雅黑" w:hAnsi="微软雅黑" w:eastAsia="微软雅黑"/>
+          <w:b w:val="0"/>
+          <w:i w:val="0"/>
+          <w:sz w:val="21"/>
+        </w:rPr>
+        <w:t>（v3）。注意口径：上文"最佳检查点 32.77"来自另一个种子系列（50_000）的检查点评估，与 31.95 不可直接相减。</w:t>
+      </w:r>
+    </w:p>
+    <w:p>
+      <w:pPr>
+        <w:spacing w:after="40"/>
+        <w:ind w:left="425"/>
+      </w:pPr>
+      <w:r>
+        <w:rPr>
+          <w:rFonts w:ascii="微软雅黑" w:hAnsi="微软雅黑" w:eastAsia="微软雅黑"/>
+          <w:b w:val="0"/>
+          <w:i w:val="0"/>
+          <w:color w:val="1F4E79"/>
+          <w:sz w:val="21"/>
+        </w:rPr>
+        <w:t xml:space="preserve">•  </w:t>
+      </w:r>
+      <w:r>
+        <w:rPr>
+          <w:rFonts w:ascii="微软雅黑" w:hAnsi="微软雅黑" w:eastAsia="微软雅黑"/>
+          <w:b w:val="0"/>
+          <w:i w:val="0"/>
+          <w:sz w:val="21"/>
+        </w:rPr>
+        <w:t>所以部署值 31.95 对应的策略是：除偏热状态积极降 Kp 升 Ki 外，其余全部"保持 IMC"。</w:t>
+      </w:r>
+    </w:p>
+    <w:p>
+      <w:pPr>
+        <w:spacing w:after="80"/>
+      </w:pPr>
+      <w:r>
+        <w:rPr>
+          <w:rFonts w:ascii="微软雅黑" w:hAnsi="微软雅黑" w:eastAsia="微软雅黑"/>
+          <w:b w:val="0"/>
+          <w:i w:val="0"/>
+          <w:sz w:val="21"/>
+        </w:rPr>
+        <w:t>"图 9-1/9-2 里学到的东西去哪了"的诚实答案是：</w:t>
+      </w:r>
+      <w:r>
+        <w:rPr>
+          <w:rFonts w:ascii="微软雅黑" w:hAnsi="微软雅黑" w:eastAsia="微软雅黑"/>
+          <w:b/>
+          <w:i w:val="0"/>
+          <w:sz w:val="21"/>
+        </w:rPr>
+        <w:t>学习确实发生了（36000 条转移可精确重建、检查点曾到 32.77），但最终上表的是保守策略——它在同种子验证对比中赢了</w:t>
+      </w:r>
+      <w:r>
+        <w:rPr>
+          <w:rFonts w:ascii="微软雅黑" w:hAnsi="微软雅黑" w:eastAsia="微软雅黑"/>
+          <w:b w:val="0"/>
+          <w:i w:val="0"/>
+          <w:sz w:val="21"/>
+        </w:rPr>
+        <w:t>。代码注释写明了原因：无约束的 Q 表在稀疏长延时数据上常选出"同时大幅升增益"的冒险动作，工程上宁可选保守（这与第 03 篇"安全优先于最优"同一条立场）。</w:t>
+      </w:r>
+    </w:p>
+    <w:p>
+      <w:pPr>
+        <w:spacing w:before="200" w:after="80"/>
+      </w:pPr>
+      <w:r>
+        <w:rPr>
+          <w:rFonts w:ascii="微软雅黑" w:hAnsi="微软雅黑" w:eastAsia="微软雅黑"/>
+          <w:b/>
+          <w:i w:val="0"/>
+          <w:color w:val="1F4E79"/>
+          <w:sz w:val="30"/>
+        </w:rPr>
         <w:t>结果应该怎么看</w:t>
       </w:r>
     </w:p>
@@ -660,7 +4198,7 @@
         <w:drawing>
           <wp:inline xmlns:a="http://schemas.openxmlformats.org/drawingml/2006/main" xmlns:pic="http://schemas.openxmlformats.org/drawingml/2006/picture">
             <wp:extent cx="5580000" cy="3962333"/>
-            <wp:docPr id="1" name="Picture 1"/>
+            <wp:docPr id="6" name="Picture 6"/>
             <wp:cNvGraphicFramePr>
               <a:graphicFrameLocks noChangeAspect="1"/>
             </wp:cNvGraphicFramePr>
@@ -672,7 +4210,7 @@
                     <pic:cNvPicPr/>
                   </pic:nvPicPr>
                   <pic:blipFill>
-                    <a:blip r:embed="rId9"/>
+                    <a:blip r:embed="rId14"/>
                     <a:stretch>
                       <a:fillRect/>
                     </a:stretch>
@@ -703,7 +4241,7 @@
           <w:color w:val="595959"/>
           <w:sz w:val="18"/>
         </w:rPr>
-        <w:t>图 9-1 RL 运行框图</w:t>
+        <w:t>图 9-3 RL 运行框图</w:t>
       </w:r>
     </w:p>
     <w:p>
@@ -792,7 +4330,7 @@
         <w:drawing>
           <wp:inline xmlns:a="http://schemas.openxmlformats.org/drawingml/2006/main" xmlns:pic="http://schemas.openxmlformats.org/drawingml/2006/picture">
             <wp:extent cx="5580000" cy="2283773"/>
-            <wp:docPr id="2" name="Picture 2"/>
+            <wp:docPr id="7" name="Picture 7"/>
             <wp:cNvGraphicFramePr>
               <a:graphicFrameLocks noChangeAspect="1"/>
             </wp:cNvGraphicFramePr>
@@ -804,7 +4342,7 @@
                     <pic:cNvPicPr/>
                   </pic:nvPicPr>
                   <pic:blipFill>
-                    <a:blip r:embed="rId10"/>
+                    <a:blip r:embed="rId15"/>
                     <a:stretch>
                       <a:fillRect/>
                     </a:stretch>
@@ -835,7 +4373,7 @@
           <w:color w:val="595959"/>
           <w:sz w:val="18"/>
         </w:rPr>
-        <w:t>图 9-2 奖励收敛与验证集早停</w:t>
+        <w:t>图 9-4 奖励收敛与验证集早停</w:t>
       </w:r>
     </w:p>
     <w:p>
@@ -887,7 +4425,7 @@
           <w:color w:val="595959"/>
           <w:sz w:val="19"/>
         </w:rPr>
-        <w:t>：(a) 不能当收敛证据——波动主要来自工况而非探索噪声；(b) 才是部署依据。</w:t>
+        <w:t>：(a) 不能当收敛证据——训练奖励被 ε 探索和工况随机性一起污染，波动主要来自工况；(b) 才是部署依据。</w:t>
       </w:r>
     </w:p>
     <w:p>
@@ -913,7 +4451,7 @@
           <w:color w:val="595959"/>
           <w:sz w:val="19"/>
         </w:rPr>
-        <w:t>：把部署决策放在验证集而非训练奖励上，是本项目避免自欺的关键设计。验证集上对 IMC 的优势仅 0.42%，必须诚实写出——holdout 的"全场最优"与此口径不同，不可混用。</w:t>
+        <w:t>：教学示例里"固定 ε=0.30 的训练分低但关探索后照样找到最短路"，与本图是同一个混淆——训练曲线衡量"边探索边行动的得分"，验证集衡量"学到的策略本身"，两者必须分开读。把部署决策放在验证集而非训练奖励上，是本项目避免自欺的关键设计。验证集上对 IMC 的优势仅 0.42%，必须诚实写出——holdout 的"全场最优"与此口径不同，不可混用。</w:t>
       </w:r>
     </w:p>
     <w:p>
@@ -924,7 +4462,7 @@
         <w:drawing>
           <wp:inline xmlns:a="http://schemas.openxmlformats.org/drawingml/2006/main" xmlns:pic="http://schemas.openxmlformats.org/drawingml/2006/picture">
             <wp:extent cx="5580000" cy="3533892"/>
-            <wp:docPr id="3" name="Picture 3"/>
+            <wp:docPr id="8" name="Picture 8"/>
             <wp:cNvGraphicFramePr>
               <a:graphicFrameLocks noChangeAspect="1"/>
             </wp:cNvGraphicFramePr>
@@ -936,7 +4474,7 @@
                     <pic:cNvPicPr/>
                   </pic:nvPicPr>
                   <pic:blipFill>
-                    <a:blip r:embed="rId11"/>
+                    <a:blip r:embed="rId16"/>
                     <a:stretch>
                       <a:fillRect/>
                     </a:stretch>
@@ -967,7 +4505,7 @@
           <w:color w:val="595959"/>
           <w:sz w:val="18"/>
         </w:rPr>
-        <w:t>图 9-3/4/5 三工况</w:t>
+        <w:t>图 9-5/6/7 三工况</w:t>
       </w:r>
     </w:p>
     <w:p>
@@ -1096,7 +4634,7 @@
         <w:drawing>
           <wp:inline xmlns:a="http://schemas.openxmlformats.org/drawingml/2006/main" xmlns:pic="http://schemas.openxmlformats.org/drawingml/2006/picture">
             <wp:extent cx="5580000" cy="3628871"/>
-            <wp:docPr id="4" name="Picture 4"/>
+            <wp:docPr id="9" name="Picture 9"/>
             <wp:cNvGraphicFramePr>
               <a:graphicFrameLocks noChangeAspect="1"/>
             </wp:cNvGraphicFramePr>
@@ -1108,7 +4646,7 @@
                     <pic:cNvPicPr/>
                   </pic:nvPicPr>
                   <pic:blipFill>
-                    <a:blip r:embed="rId12"/>
+                    <a:blip r:embed="rId17"/>
                     <a:stretch>
                       <a:fillRect/>
                     </a:stretch>
@@ -1139,7 +4677,7 @@
           <w:color w:val="595959"/>
           <w:sz w:val="18"/>
         </w:rPr>
-        <w:t>图 9-6 混合工况</w:t>
+        <w:t>图 9-8 混合工况</w:t>
       </w:r>
     </w:p>
     <w:p>
@@ -1294,7 +4832,7 @@
           <w:i w:val="0"/>
           <w:sz w:val="21"/>
         </w:rPr>
-        <w:t>文件检查：Q 表 shape (5,5,3,9)，转移数 36000（完整版）。数值容差：验证集部署值优于 IMC、覆盖 100%（封存第 42 回合起打满）。行为检查：未覆盖状态回退 IMC 且有计数。常见异常：把验证集 32.77 与部署值 31.95 混为一谈——两者口径不同，差 2.92% 的改善来自最终复核。</w:t>
+        <w:t>文件检查：Q 表 shape (5,5,3,9)，转移数 36000（完整版）。数值容差：验证集部署值优于 IMC、覆盖 100%（封存第 42 回合起打满）。行为检查：未覆盖状态回退 IMC 且有计数。常见异常：①把验证集 32.77 与部署值 31.95 混为一谈——两者口径不同，差 2.92% 的改善来自最终复核；②把部署 Q 表当成学到的表——它是策略族选择选中的保守 bootstrap（三行构造式即可重建，见"自己动手验证"③），重放学到的表与它 argmax 仅 28% 一致属预期。</w:t>
       </w:r>
     </w:p>
     <w:p>
@@ -1828,6 +5366,41 @@
           </w:p>
         </w:tc>
       </w:tr>
+      <w:tr>
+        <w:tc>
+          <w:tcPr>
+            <w:tcW w:type="dxa" w:w="4759"/>
+          </w:tcPr>
+          <w:p>
+            <w:r>
+              <w:rPr>
+                <w:rFonts w:ascii="Consolas" w:hAnsi="Consolas" w:eastAsia="微软雅黑"/>
+                <w:b w:val="0"/>
+                <w:i w:val="0"/>
+                <w:color w:val="A31515"/>
+                <w:sz w:val="16"/>
+              </w:rPr>
+              <w:t>reports/make_s4_figures.py</w:t>
+            </w:r>
+          </w:p>
+        </w:tc>
+        <w:tc>
+          <w:tcPr>
+            <w:tcW w:type="dxa" w:w="4759"/>
+          </w:tcPr>
+          <w:p>
+            <w:r>
+              <w:rPr>
+                <w:rFonts w:ascii="微软雅黑" w:hAnsi="微软雅黑" w:eastAsia="微软雅黑"/>
+                <w:b w:val="0"/>
+                <w:i w:val="0"/>
+                <w:sz w:val="18"/>
+              </w:rPr>
+              <w:t>图 9-1/9-2（只读封存 CSV 重放出图）</w:t>
+            </w:r>
+          </w:p>
+        </w:tc>
+      </w:tr>
     </w:tbl>
     <w:p/>
     <w:sectPr>

--- a/reports/分报告/09_RL在虚拟房间里学习调参策略.docx
+++ b/reports/分报告/09_RL在虚拟房间里学习调参策略.docx
@@ -228,6 +228,477 @@
         <w:t>。</w:t>
       </w:r>
     </w:p>
+    <w:p>
+      <w:pPr>
+        <w:spacing w:before="200" w:after="80"/>
+      </w:pPr>
+      <w:r>
+        <w:rPr>
+          <w:rFonts w:ascii="微软雅黑" w:hAnsi="微软雅黑" w:eastAsia="微软雅黑"/>
+          <w:b/>
+          <w:i w:val="0"/>
+          <w:color w:val="1F4E79"/>
+          <w:sz w:val="30"/>
+        </w:rPr>
+        <w:t>阅读路线</w:t>
+      </w:r>
+    </w:p>
+    <w:p>
+      <w:pPr>
+        <w:spacing w:after="80"/>
+      </w:pPr>
+      <w:r>
+        <w:rPr>
+          <w:rFonts w:ascii="微软雅黑" w:hAnsi="微软雅黑" w:eastAsia="微软雅黑"/>
+          <w:b w:val="0"/>
+          <w:i w:val="0"/>
+          <w:sz w:val="21"/>
+        </w:rPr>
+        <w:t>先定义状态、动作、奖励，再走查一次 TD 更新，最后检查覆盖与冻结策略。</w:t>
+      </w:r>
+    </w:p>
+    <w:p>
+      <w:pPr>
+        <w:spacing w:after="80"/>
+      </w:pPr>
+      <w:r>
+        <w:rPr>
+          <w:rFonts w:ascii="微软雅黑" w:hAnsi="微软雅黑" w:eastAsia="微软雅黑"/>
+          <w:b w:val="0"/>
+          <w:i w:val="0"/>
+          <w:sz w:val="21"/>
+        </w:rPr>
+        <w:t>按下面的顺序阅读：</w:t>
+      </w:r>
+    </w:p>
+    <w:p>
+      <w:pPr>
+        <w:spacing w:after="40"/>
+        <w:ind w:left="425"/>
+      </w:pPr>
+      <w:r>
+        <w:rPr>
+          <w:rFonts w:ascii="微软雅黑" w:hAnsi="微软雅黑" w:eastAsia="微软雅黑"/>
+          <w:b/>
+          <w:i w:val="0"/>
+          <w:color w:val="1F4E79"/>
+          <w:sz w:val="21"/>
+        </w:rPr>
+        <w:t xml:space="preserve">1. </w:t>
+      </w:r>
+      <w:r>
+        <w:rPr>
+          <w:rFonts w:ascii="微软雅黑" w:hAnsi="微软雅黑" w:eastAsia="微软雅黑"/>
+          <w:b/>
+          <w:i w:val="0"/>
+          <w:sz w:val="21"/>
+        </w:rPr>
+        <w:t>问题</w:t>
+      </w:r>
+      <w:r>
+        <w:rPr>
+          <w:rFonts w:ascii="微软雅黑" w:hAnsi="微软雅黑" w:eastAsia="微软雅黑"/>
+          <w:b w:val="0"/>
+          <w:i w:val="0"/>
+          <w:sz w:val="21"/>
+        </w:rPr>
+        <w:t>：先说清这一步想回答什么，避免把指标当成结论。</w:t>
+      </w:r>
+    </w:p>
+    <w:p>
+      <w:pPr>
+        <w:spacing w:after="40"/>
+        <w:ind w:left="425"/>
+      </w:pPr>
+      <w:r>
+        <w:rPr>
+          <w:rFonts w:ascii="微软雅黑" w:hAnsi="微软雅黑" w:eastAsia="微软雅黑"/>
+          <w:b/>
+          <w:i w:val="0"/>
+          <w:color w:val="1F4E79"/>
+          <w:sz w:val="21"/>
+        </w:rPr>
+        <w:t xml:space="preserve">2. </w:t>
+      </w:r>
+      <w:r>
+        <w:rPr>
+          <w:rFonts w:ascii="微软雅黑" w:hAnsi="微软雅黑" w:eastAsia="微软雅黑"/>
+          <w:b/>
+          <w:i w:val="0"/>
+          <w:sz w:val="21"/>
+        </w:rPr>
+        <w:t>准备</w:t>
+      </w:r>
+      <w:r>
+        <w:rPr>
+          <w:rFonts w:ascii="微软雅黑" w:hAnsi="微软雅黑" w:eastAsia="微软雅黑"/>
+          <w:b w:val="0"/>
+          <w:i w:val="0"/>
+          <w:sz w:val="21"/>
+        </w:rPr>
+        <w:t>：列出前置章节、配置、数据来源和版本；每一步都先看输入，再看中间产物，最后用表格或断言核对输出。</w:t>
+      </w:r>
+    </w:p>
+    <w:p>
+      <w:pPr>
+        <w:spacing w:after="40"/>
+        <w:ind w:left="425"/>
+      </w:pPr>
+      <w:r>
+        <w:rPr>
+          <w:rFonts w:ascii="微软雅黑" w:hAnsi="微软雅黑" w:eastAsia="微软雅黑"/>
+          <w:b/>
+          <w:i w:val="0"/>
+          <w:color w:val="1F4E79"/>
+          <w:sz w:val="21"/>
+        </w:rPr>
+        <w:t xml:space="preserve">3. </w:t>
+      </w:r>
+      <w:r>
+        <w:rPr>
+          <w:rFonts w:ascii="微软雅黑" w:hAnsi="微软雅黑" w:eastAsia="微软雅黑"/>
+          <w:b/>
+          <w:i w:val="0"/>
+          <w:sz w:val="21"/>
+        </w:rPr>
+        <w:t>运行</w:t>
+      </w:r>
+      <w:r>
+        <w:rPr>
+          <w:rFonts w:ascii="微软雅黑" w:hAnsi="微软雅黑" w:eastAsia="微软雅黑"/>
+          <w:b w:val="0"/>
+          <w:i w:val="0"/>
+          <w:sz w:val="21"/>
+        </w:rPr>
+        <w:t>：复制命令或读取封存产物，记录输出目录和随机种子。</w:t>
+      </w:r>
+    </w:p>
+    <w:p>
+      <w:pPr>
+        <w:spacing w:after="40"/>
+        <w:ind w:left="425"/>
+      </w:pPr>
+      <w:r>
+        <w:rPr>
+          <w:rFonts w:ascii="微软雅黑" w:hAnsi="微软雅黑" w:eastAsia="微软雅黑"/>
+          <w:b/>
+          <w:i w:val="0"/>
+          <w:color w:val="1F4E79"/>
+          <w:sz w:val="21"/>
+        </w:rPr>
+        <w:t xml:space="preserve">4. </w:t>
+      </w:r>
+      <w:r>
+        <w:rPr>
+          <w:rFonts w:ascii="微软雅黑" w:hAnsi="微软雅黑" w:eastAsia="微软雅黑"/>
+          <w:b/>
+          <w:i w:val="0"/>
+          <w:sz w:val="21"/>
+        </w:rPr>
+        <w:t>走查</w:t>
+      </w:r>
+      <w:r>
+        <w:rPr>
+          <w:rFonts w:ascii="微软雅黑" w:hAnsi="微软雅黑" w:eastAsia="微软雅黑"/>
+          <w:b w:val="0"/>
+          <w:i w:val="0"/>
+          <w:sz w:val="21"/>
+        </w:rPr>
+        <w:t>：用一个具体数值代入公式，再对照实现中的关键几行。</w:t>
+      </w:r>
+    </w:p>
+    <w:p>
+      <w:pPr>
+        <w:spacing w:after="40"/>
+        <w:ind w:left="425"/>
+      </w:pPr>
+      <w:r>
+        <w:rPr>
+          <w:rFonts w:ascii="微软雅黑" w:hAnsi="微软雅黑" w:eastAsia="微软雅黑"/>
+          <w:b/>
+          <w:i w:val="0"/>
+          <w:color w:val="1F4E79"/>
+          <w:sz w:val="21"/>
+        </w:rPr>
+        <w:t xml:space="preserve">5. </w:t>
+      </w:r>
+      <w:r>
+        <w:rPr>
+          <w:rFonts w:ascii="微软雅黑" w:hAnsi="微软雅黑" w:eastAsia="微软雅黑"/>
+          <w:b/>
+          <w:i w:val="0"/>
+          <w:sz w:val="21"/>
+        </w:rPr>
+        <w:t>观察</w:t>
+      </w:r>
+      <w:r>
+        <w:rPr>
+          <w:rFonts w:ascii="微软雅黑" w:hAnsi="微软雅黑" w:eastAsia="微软雅黑"/>
+          <w:b w:val="0"/>
+          <w:i w:val="0"/>
+          <w:sz w:val="21"/>
+        </w:rPr>
+        <w:t>：先读坐标、曲线和表格，再说明“发生了什么”和“这说明什么”。</w:t>
+      </w:r>
+    </w:p>
+    <w:p>
+      <w:pPr>
+        <w:spacing w:after="40"/>
+        <w:ind w:left="425"/>
+      </w:pPr>
+      <w:r>
+        <w:rPr>
+          <w:rFonts w:ascii="微软雅黑" w:hAnsi="微软雅黑" w:eastAsia="微软雅黑"/>
+          <w:b/>
+          <w:i w:val="0"/>
+          <w:color w:val="1F4E79"/>
+          <w:sz w:val="21"/>
+        </w:rPr>
+        <w:t xml:space="preserve">6. </w:t>
+      </w:r>
+      <w:r>
+        <w:rPr>
+          <w:rFonts w:ascii="微软雅黑" w:hAnsi="微软雅黑" w:eastAsia="微软雅黑"/>
+          <w:b/>
+          <w:i w:val="0"/>
+          <w:sz w:val="21"/>
+        </w:rPr>
+        <w:t>核对</w:t>
+      </w:r>
+      <w:r>
+        <w:rPr>
+          <w:rFonts w:ascii="微软雅黑" w:hAnsi="微软雅黑" w:eastAsia="微软雅黑"/>
+          <w:b w:val="0"/>
+          <w:i w:val="0"/>
+          <w:sz w:val="21"/>
+        </w:rPr>
+        <w:t>：用容差、断言、哈希或独立验证判断复现是否成功。</w:t>
+      </w:r>
+    </w:p>
+    <w:p>
+      <w:pPr>
+        <w:spacing w:after="40"/>
+        <w:ind w:left="425"/>
+      </w:pPr>
+      <w:r>
+        <w:rPr>
+          <w:rFonts w:ascii="微软雅黑" w:hAnsi="微软雅黑" w:eastAsia="微软雅黑"/>
+          <w:b/>
+          <w:i w:val="0"/>
+          <w:color w:val="1F4E79"/>
+          <w:sz w:val="21"/>
+        </w:rPr>
+        <w:t xml:space="preserve">7. </w:t>
+      </w:r>
+      <w:r>
+        <w:rPr>
+          <w:rFonts w:ascii="微软雅黑" w:hAnsi="微软雅黑" w:eastAsia="微软雅黑"/>
+          <w:b/>
+          <w:i w:val="0"/>
+          <w:sz w:val="21"/>
+        </w:rPr>
+        <w:t>边界</w:t>
+      </w:r>
+      <w:r>
+        <w:rPr>
+          <w:rFonts w:ascii="微软雅黑" w:hAnsi="微软雅黑" w:eastAsia="微软雅黑"/>
+          <w:b w:val="0"/>
+          <w:i w:val="0"/>
+          <w:sz w:val="21"/>
+        </w:rPr>
+        <w:t>：把已经证明、只作观察和仍待验证的内容分开写。</w:t>
+      </w:r>
+    </w:p>
+    <w:tbl>
+      <w:tblPr>
+        <w:tblStyle w:val="TableGrid"/>
+        <w:tblW w:type="auto" w:w="0"/>
+        <w:tblLook w:firstColumn="1" w:firstRow="1" w:lastColumn="0" w:lastRow="0" w:noHBand="0" w:noVBand="1" w:val="04A0"/>
+      </w:tblPr>
+      <w:tblGrid>
+        <w:gridCol w:w="4759"/>
+        <w:gridCol w:w="4759"/>
+      </w:tblGrid>
+      <w:tr>
+        <w:tc>
+          <w:tcPr>
+            <w:tcW w:type="dxa" w:w="4759"/>
+            <w:shd w:fill="DEEAF6" w:val="clear"/>
+          </w:tcPr>
+          <w:p>
+            <w:pPr>
+              <w:jc w:val="center"/>
+            </w:pPr>
+            <w:r>
+              <w:rPr>
+                <w:rFonts w:ascii="微软雅黑" w:hAnsi="微软雅黑" w:eastAsia="微软雅黑"/>
+                <w:b/>
+                <w:i w:val="0"/>
+                <w:sz w:val="18"/>
+              </w:rPr>
+              <w:t>阅读检查</w:t>
+            </w:r>
+          </w:p>
+        </w:tc>
+        <w:tc>
+          <w:tcPr>
+            <w:tcW w:type="dxa" w:w="4759"/>
+            <w:shd w:fill="DEEAF6" w:val="clear"/>
+          </w:tcPr>
+          <w:p>
+            <w:pPr>
+              <w:jc w:val="center"/>
+            </w:pPr>
+            <w:r>
+              <w:rPr>
+                <w:rFonts w:ascii="微软雅黑" w:hAnsi="微软雅黑" w:eastAsia="微软雅黑"/>
+                <w:b/>
+                <w:i w:val="0"/>
+                <w:sz w:val="18"/>
+              </w:rPr>
+              <w:t>完成标准</w:t>
+            </w:r>
+          </w:p>
+        </w:tc>
+      </w:tr>
+      <w:tr>
+        <w:tc>
+          <w:tcPr>
+            <w:tcW w:type="dxa" w:w="4759"/>
+          </w:tcPr>
+          <w:p>
+            <w:r>
+              <w:rPr>
+                <w:rFonts w:ascii="微软雅黑" w:hAnsi="微软雅黑" w:eastAsia="微软雅黑"/>
+                <w:b w:val="0"/>
+                <w:i w:val="0"/>
+                <w:sz w:val="18"/>
+              </w:rPr>
+              <w:t>输入明确</w:t>
+            </w:r>
+          </w:p>
+        </w:tc>
+        <w:tc>
+          <w:tcPr>
+            <w:tcW w:type="dxa" w:w="4759"/>
+          </w:tcPr>
+          <w:p>
+            <w:r>
+              <w:rPr>
+                <w:rFonts w:ascii="微软雅黑" w:hAnsi="微软雅黑" w:eastAsia="微软雅黑"/>
+                <w:b w:val="0"/>
+                <w:i w:val="0"/>
+                <w:sz w:val="18"/>
+              </w:rPr>
+              <w:t>能说出本步使用的状态、参数、数据集或基线</w:t>
+            </w:r>
+          </w:p>
+        </w:tc>
+      </w:tr>
+      <w:tr>
+        <w:tc>
+          <w:tcPr>
+            <w:tcW w:type="dxa" w:w="4759"/>
+          </w:tcPr>
+          <w:p>
+            <w:r>
+              <w:rPr>
+                <w:rFonts w:ascii="微软雅黑" w:hAnsi="微软雅黑" w:eastAsia="微软雅黑"/>
+                <w:b w:val="0"/>
+                <w:i w:val="0"/>
+                <w:sz w:val="18"/>
+              </w:rPr>
+              <w:t>中间过程可见</w:t>
+            </w:r>
+          </w:p>
+        </w:tc>
+        <w:tc>
+          <w:tcPr>
+            <w:tcW w:type="dxa" w:w="4759"/>
+          </w:tcPr>
+          <w:p>
+            <w:r>
+              <w:rPr>
+                <w:rFonts w:ascii="微软雅黑" w:hAnsi="微软雅黑" w:eastAsia="微软雅黑"/>
+                <w:b w:val="0"/>
+                <w:i w:val="0"/>
+                <w:sz w:val="18"/>
+              </w:rPr>
+              <w:t>至少有一段数值演算、过程记录或关键代码</w:t>
+            </w:r>
+          </w:p>
+        </w:tc>
+      </w:tr>
+      <w:tr>
+        <w:tc>
+          <w:tcPr>
+            <w:tcW w:type="dxa" w:w="4759"/>
+          </w:tcPr>
+          <w:p>
+            <w:r>
+              <w:rPr>
+                <w:rFonts w:ascii="微软雅黑" w:hAnsi="微软雅黑" w:eastAsia="微软雅黑"/>
+                <w:b w:val="0"/>
+                <w:i w:val="0"/>
+                <w:sz w:val="18"/>
+              </w:rPr>
+              <w:t>输出可核对</w:t>
+            </w:r>
+          </w:p>
+        </w:tc>
+        <w:tc>
+          <w:tcPr>
+            <w:tcW w:type="dxa" w:w="4759"/>
+          </w:tcPr>
+          <w:p>
+            <w:r>
+              <w:rPr>
+                <w:rFonts w:ascii="微软雅黑" w:hAnsi="微软雅黑" w:eastAsia="微软雅黑"/>
+                <w:b w:val="0"/>
+                <w:i w:val="0"/>
+                <w:sz w:val="18"/>
+              </w:rPr>
+              <w:t>能定位到 CSV、图、日志、断言或封存目录</w:t>
+            </w:r>
+          </w:p>
+        </w:tc>
+      </w:tr>
+      <w:tr>
+        <w:tc>
+          <w:tcPr>
+            <w:tcW w:type="dxa" w:w="4759"/>
+          </w:tcPr>
+          <w:p>
+            <w:r>
+              <w:rPr>
+                <w:rFonts w:ascii="微软雅黑" w:hAnsi="微软雅黑" w:eastAsia="微软雅黑"/>
+                <w:b w:val="0"/>
+                <w:i w:val="0"/>
+                <w:sz w:val="18"/>
+              </w:rPr>
+              <w:t>结论有边界</w:t>
+            </w:r>
+          </w:p>
+        </w:tc>
+        <w:tc>
+          <w:tcPr>
+            <w:tcW w:type="dxa" w:w="4759"/>
+          </w:tcPr>
+          <w:p>
+            <w:r>
+              <w:rPr>
+                <w:rFonts w:ascii="微软雅黑" w:hAnsi="微软雅黑" w:eastAsia="微软雅黑"/>
+                <w:b w:val="0"/>
+                <w:i w:val="0"/>
+                <w:sz w:val="18"/>
+              </w:rPr>
+              <w:t>没有把仿真、replay、候选或稳定性误写成实体验收</w:t>
+            </w:r>
+          </w:p>
+        </w:tc>
+      </w:tr>
+    </w:tbl>
+    <w:p/>
     <w:p>
       <w:pPr>
         <w:spacing w:before="200" w:after="80"/>
@@ -1102,7 +1573,7 @@
       <w:r>
         <w:drawing>
           <wp:inline xmlns:a="http://schemas.openxmlformats.org/drawingml/2006/main" xmlns:pic="http://schemas.openxmlformats.org/drawingml/2006/picture">
-            <wp:extent cx="3368040" cy="179832"/>
+            <wp:extent cx="3304032" cy="192024"/>
             <wp:docPr id="1" name="Picture 1"/>
             <wp:cNvGraphicFramePr>
               <a:graphicFrameLocks noChangeAspect="1"/>
@@ -1123,7 +1594,7 @@
                   <pic:spPr>
                     <a:xfrm>
                       <a:off x="0" y="0"/>
-                      <a:ext cx="3368040" cy="179832"/>
+                      <a:ext cx="3304032" cy="192024"/>
                     </a:xfrm>
                     <a:prstGeom prst="rect"/>
                   </pic:spPr>
@@ -2009,7 +2480,7 @@
       <w:r>
         <w:drawing>
           <wp:inline xmlns:a="http://schemas.openxmlformats.org/drawingml/2006/main" xmlns:pic="http://schemas.openxmlformats.org/drawingml/2006/picture">
-            <wp:extent cx="3157728" cy="259080"/>
+            <wp:extent cx="3081528" cy="259080"/>
             <wp:docPr id="2" name="Picture 2"/>
             <wp:cNvGraphicFramePr>
               <a:graphicFrameLocks noChangeAspect="1"/>
@@ -2030,7 +2501,7 @@
                   <pic:spPr>
                     <a:xfrm>
                       <a:off x="0" y="0"/>
-                      <a:ext cx="3157728" cy="259080"/>
+                      <a:ext cx="3081528" cy="259080"/>
                     </a:xfrm>
                     <a:prstGeom prst="rect"/>
                   </pic:spPr>
@@ -2923,7 +3394,7 @@
       <w:r>
         <w:drawing>
           <wp:inline xmlns:a="http://schemas.openxmlformats.org/drawingml/2006/main" xmlns:pic="http://schemas.openxmlformats.org/drawingml/2006/picture">
-            <wp:extent cx="3489960" cy="204216"/>
+            <wp:extent cx="3547872" cy="213360"/>
             <wp:docPr id="3" name="Picture 3"/>
             <wp:cNvGraphicFramePr>
               <a:graphicFrameLocks noChangeAspect="1"/>
@@ -2944,7 +3415,7 @@
                   <pic:spPr>
                     <a:xfrm>
                       <a:off x="0" y="0"/>
-                      <a:ext cx="3489960" cy="204216"/>
+                      <a:ext cx="3547872" cy="213360"/>
                     </a:xfrm>
                     <a:prstGeom prst="rect"/>
                   </pic:spPr>
